--- a/Leavers-2027.docx
+++ b/Leavers-2027.docx
@@ -1,18 +1,17 @@
 
 <file path=word/document.xml><?xml version="1.0" encoding="utf-8"?>
-<w:document xmlns:wpc="http://schemas.microsoft.com/office/word/2010/wordprocessingCanvas" xmlns:mc="http://schemas.openxmlformats.org/markup-compatibility/2006" xmlns:o="urn:schemas-microsoft-com:office:office" xmlns:r="http://schemas.openxmlformats.org/officeDocument/2006/relationships" xmlns:m="http://schemas.openxmlformats.org/officeDocument/2006/math" xmlns:v="urn:schemas-microsoft-com:vml" xmlns:wp14="http://schemas.microsoft.com/office/word/2010/wordprocessingDrawing" xmlns:wp="http://schemas.openxmlformats.org/drawingml/2006/wordprocessingDrawing" xmlns:w10="urn:schemas-microsoft-com:office:word" xmlns:w="http://schemas.openxmlformats.org/wordprocessingml/2006/main" xmlns:w14="http://schemas.microsoft.com/office/word/2010/wordml" xmlns:w15="http://schemas.microsoft.com/office/word/2012/wordml" xmlns:wpg="http://schemas.microsoft.com/office/word/2010/wordprocessingGroup" xmlns:wpi="http://schemas.microsoft.com/office/word/2010/wordprocessingInk" xmlns:wne="http://schemas.microsoft.com/office/word/2006/wordml" xmlns:wps="http://schemas.microsoft.com/office/word/2010/wordprocessingShape" xmlns:cx="http://schemas.microsoft.com/office/drawing/2014/chartex" xmlns:cx1="http://schemas.microsoft.com/office/drawing/2015/9/8/chartex" xmlns:cx2="http://schemas.microsoft.com/office/drawing/2015/10/21/chartex" xmlns:cx3="http://schemas.microsoft.com/office/drawing/2016/5/9/chartex" xmlns:cx4="http://schemas.microsoft.com/office/drawing/2016/5/10/chartex" xmlns:cx5="http://schemas.microsoft.com/office/drawing/2016/5/11/chartex" xmlns:cx6="http://schemas.microsoft.com/office/drawing/2016/5/12/chartex" xmlns:cx7="http://schemas.microsoft.com/office/drawing/2016/5/13/chartex" xmlns:cx8="http://schemas.microsoft.com/office/drawing/2016/5/14/chartex" xmlns:aink="http://schemas.microsoft.com/office/drawing/2016/ink" xmlns:am3d="http://schemas.microsoft.com/office/drawing/2017/model3d" xmlns:w16cex="http://schemas.microsoft.com/office/word/2018/wordml/cex" xmlns:w16cid="http://schemas.microsoft.com/office/word/2016/wordml/cid" xmlns:w16="http://schemas.microsoft.com/office/word/2018/wordml" xmlns:w16sdtdh="http://schemas.microsoft.com/office/word/2020/wordml/sdtdatahash" xmlns:w16se="http://schemas.microsoft.com/office/word/2015/wordml/symex" mc:Ignorable="w14 w15 wp14">
+<w:document xmlns:wpc="http://schemas.microsoft.com/office/word/2010/wordprocessingCanvas" xmlns:cx="http://schemas.microsoft.com/office/drawing/2014/chartex" xmlns:cx1="http://schemas.microsoft.com/office/drawing/2015/9/8/chartex" xmlns:cx2="http://schemas.microsoft.com/office/drawing/2015/10/21/chartex" xmlns:cx3="http://schemas.microsoft.com/office/drawing/2016/5/9/chartex" xmlns:cx4="http://schemas.microsoft.com/office/drawing/2016/5/10/chartex" xmlns:cx5="http://schemas.microsoft.com/office/drawing/2016/5/11/chartex" xmlns:cx6="http://schemas.microsoft.com/office/drawing/2016/5/12/chartex" xmlns:cx7="http://schemas.microsoft.com/office/drawing/2016/5/13/chartex" xmlns:cx8="http://schemas.microsoft.com/office/drawing/2016/5/14/chartex" xmlns:mc="http://schemas.openxmlformats.org/markup-compatibility/2006" xmlns:aink="http://schemas.microsoft.com/office/drawing/2016/ink" xmlns:am3d="http://schemas.microsoft.com/office/drawing/2017/model3d" xmlns:o="urn:schemas-microsoft-com:office:office" xmlns:oel="http://schemas.microsoft.com/office/2019/extlst" xmlns:r="http://schemas.openxmlformats.org/officeDocument/2006/relationships" xmlns:m="http://schemas.openxmlformats.org/officeDocument/2006/math" xmlns:v="urn:schemas-microsoft-com:vml" xmlns:wp14="http://schemas.microsoft.com/office/word/2010/wordprocessingDrawing" xmlns:wp="http://schemas.openxmlformats.org/drawingml/2006/wordprocessingDrawing" xmlns:w10="urn:schemas-microsoft-com:office:word" xmlns:w="http://schemas.openxmlformats.org/wordprocessingml/2006/main" xmlns:w14="http://schemas.microsoft.com/office/word/2010/wordml" xmlns:w15="http://schemas.microsoft.com/office/word/2012/wordml" xmlns:w16cex="http://schemas.microsoft.com/office/word/2018/wordml/cex" xmlns:w16cid="http://schemas.microsoft.com/office/word/2016/wordml/cid" xmlns:w16="http://schemas.microsoft.com/office/word/2018/wordml" xmlns:w16du="http://schemas.microsoft.com/office/word/2023/wordml/word16du" xmlns:w16sdtdh="http://schemas.microsoft.com/office/word/2020/wordml/sdtdatahash" xmlns:w16sdtfl="http://schemas.microsoft.com/office/word/2024/wordml/sdtformatlock" xmlns:w16se="http://schemas.microsoft.com/office/word/2015/wordml/symex" xmlns:wpg="http://schemas.microsoft.com/office/word/2010/wordprocessingGroup" xmlns:wpi="http://schemas.microsoft.com/office/word/2010/wordprocessingInk" xmlns:wne="http://schemas.microsoft.com/office/word/2006/wordml" xmlns:wps="http://schemas.microsoft.com/office/word/2010/wordprocessingShape" mc:Ignorable="w14 w15 w16se w16cid w16 w16cex w16sdtdh w16sdtfl w16du wp14">
   <w:body>
     <w:p>
-      <w:pPr>
-        <w:framePr w:w="3800" w:h="2500" w:x="700" w:y="700" w:hAnchor="page" w:vAnchor="page"/>
-        <w:spacing w:after="0" w:before="0"/>
-      </w:pPr>
       <w:r>
+        <w:rPr>
+          <w:noProof/>
+        </w:rPr>
         <w:drawing>
-          <wp:inline distT="0" distB="0" distL="0" distR="0">
-            <wp:extent cx="2409825" cy="1590675"/>
-            <wp:effectExtent t="0" r="0" b="0" l="0"/>
-            <wp:docPr id="1" name="" descr="" title=""/>
+          <wp:inline distT="0" distB="0" distL="0" distR="0" wp14:anchorId="410BCFE6" wp14:editId="7D337CD3">
+            <wp:extent cx="10696575" cy="7562850"/>
+            <wp:effectExtent l="0" t="0" r="0" b="0"/>
+            <wp:docPr id="1" name="Picture 1"/>
             <wp:cNvGraphicFramePr>
               <a:graphicFrameLocks xmlns:a="http://schemas.openxmlformats.org/drawingml/2006/main" noChangeAspect="1"/>
             </wp:cNvGraphicFramePr>
@@ -20,13 +19,13 @@
               <a:graphicData uri="http://schemas.openxmlformats.org/drawingml/2006/picture">
                 <pic:pic xmlns:pic="http://schemas.openxmlformats.org/drawingml/2006/picture">
                   <pic:nvPicPr>
-                    <pic:cNvPr id="0" name="" descr=""/>
+                    <pic:cNvPr id="0" name=""/>
                     <pic:cNvPicPr>
                       <a:picLocks noChangeAspect="1" noChangeArrowheads="1"/>
                     </pic:cNvPicPr>
                   </pic:nvPicPr>
                   <pic:blipFill>
-                    <a:blip r:embed="rId7" cstate="none"/>
+                    <a:blip r:embed="rId5"/>
                     <a:srcRect/>
                     <a:stretch>
                       <a:fillRect/>
@@ -35,7 +34,7 @@
                   <pic:spPr bwMode="auto">
                     <a:xfrm>
                       <a:off x="0" y="0"/>
-                      <a:ext cx="2409825" cy="1590675"/>
+                      <a:ext cx="10696575" cy="7562850"/>
                     </a:xfrm>
                     <a:prstGeom prst="rect">
                       <a:avLst/>
@@ -47,17 +46,133 @@
           </wp:inline>
         </w:drawing>
       </w:r>
+      <w:r>
+        <w:rPr>
+          <w:noProof/>
+        </w:rPr>
+        <w:drawing>
+          <wp:anchor distT="0" distB="0" distL="0" distR="0" simplePos="0" relativeHeight="251660201" behindDoc="0" locked="0" layoutInCell="1" allowOverlap="1">
+            <wp:simplePos x="0" y="0"/>
+            <wp:positionH relativeFrom="page">
+              <wp:posOffset>444500</wp:posOffset>
+            </wp:positionH>
+            <wp:positionV relativeFrom="page">
+              <wp:posOffset>444500</wp:posOffset>
+            </wp:positionV>
+            <wp:extent cx="2409825" cy="1590675"/>
+            <wp:effectExtent l="0" t="0" r="0" b="0"/>
+            <wp:wrapNone/>
+            <wp:docPr id="2201" name="Your logo (front) frame"/>
+            <wp:cNvGraphicFramePr/>
+            <a:graphic xmlns:a="http://schemas.openxmlformats.org/drawingml/2006/main">
+              <a:graphicData uri="http://schemas.microsoft.com/office/word/2010/wordprocessingShape">
+                <wps:wsp>
+                  <wps:cNvSpPr txBox="1"/>
+                  <wps:spPr>
+                    <a:xfrm>
+                      <a:off x="0" y="0"/>
+                      <a:ext cx="2409825" cy="1590675"/>
+                    </a:xfrm>
+                    <a:prstGeom prst="rect">
+                      <a:avLst/>
+                    </a:prstGeom>
+                    <a:noFill/>
+                    <a:ln>
+                      <a:noFill/>
+                    </a:ln>
+                  </wps:spPr>
+                  <wps:txbx>
+                    <w:txbxContent>
+                      <w:p>
+                        <w:pPr>
+                          <w:spacing w:before="0" w:after="0"/>
+                        </w:pPr>
+                        <w:sdt>
+                          <w:sdtPr>
+                            <w:alias w:val="Your logo (front)"/>
+                            <w:tag w:val="LogoFront"/>
+                            <w:id w:val="201"/>
+                            <w:picture/>
+                          </w:sdtPr>
+                          <w:sdtContent>
+                            <w:r>
+                              <w:rPr>
+                                <w:noProof/>
+                              </w:rPr>
+                              <w:drawing>
+                                <wp:inline distT="0" distB="0" distL="0" distR="0">
+                                  <wp:extent cx="2409825" cy="1590675"/>
+                                  <wp:effectExtent l="0" t="0" r="0" b="0"/>
+                                  <wp:docPr id="1201" name="Your logo (front)"/>
+                                  <wp:cNvGraphicFramePr>
+                                    <a:graphicFrameLocks xmlns:a="http://schemas.openxmlformats.org/drawingml/2006/main" noChangeAspect="1"/>
+                                  </wp:cNvGraphicFramePr>
+                                  <a:graphic xmlns:a="http://schemas.openxmlformats.org/drawingml/2006/main">
+                                    <a:graphicData uri="http://schemas.openxmlformats.org/drawingml/2006/picture">
+                                      <pic:pic xmlns:pic="http://schemas.openxmlformats.org/drawingml/2006/picture">
+                                        <pic:nvPicPr>
+                                          <pic:cNvPr id="1201" name="Your logo (front)"/>
+                                          <pic:cNvPicPr>
+                                            <a:picLocks noChangeAspect="1"/>
+                                          </pic:cNvPicPr>
+                                        </pic:nvPicPr>
+                                        <pic:blipFill>
+                                          <a:blip r:embed="rId6"/>
+                                          <a:stretch>
+                                            <a:fillRect/>
+                                          </a:stretch>
+                                        </pic:blipFill>
+                                        <pic:spPr>
+                                          <a:xfrm>
+                                            <a:off x="0" y="0"/>
+                                            <a:ext cx="2409825" cy="1590675"/>
+                                          </a:xfrm>
+                                          <a:prstGeom prst="rect">
+                                            <a:avLst/>
+                                          </a:prstGeom>
+                                        </pic:spPr>
+                                      </pic:pic>
+                                    </a:graphicData>
+                                  </a:graphic>
+                                </wp:inline>
+                              </w:drawing>
+                            </w:r>
+                          </w:sdtContent>
+                        </w:sdt>
+                      </w:p>
+                    </w:txbxContent>
+                  </wps:txbx>
+                  <wps:bodyPr rot="0" vert="horz" wrap="square" lIns="0" tIns="0" rIns="0" bIns="0" anchor="t" anchorCtr="0">
+                    <a:noAutofit/>
+                  </wps:bodyPr>
+                </wps:wsp>
+              </a:graphicData>
+            </a:graphic>
+          </wp:anchor>
+        </w:drawing>
+      </w:r>
     </w:p>
     <w:p>
       <w:pPr>
-        <w:spacing w:after="0" w:before="0"/>
+        <w:sectPr>
+          <w:pgSz w:w="16838" w:h="11906" w:orient="landscape"/>
+          <w:pgMar w:top="0" w:right="0" w:bottom="0" w:left="0" w:header="708" w:footer="708" w:gutter="0"/>
+          <w:cols w:space="720"/>
+          <w:docGrid w:linePitch="360"/>
+        </w:sectPr>
       </w:pPr>
+    </w:p>
+    <w:p>
       <w:r>
+        <w:rPr>
+          <w:noProof/>
+        </w:rPr>
+        <w:lastRenderedPageBreak/>
         <w:drawing>
-          <wp:inline distT="0" distB="0" distL="0" distR="0">
+          <wp:inline distT="0" distB="0" distL="0" distR="0" wp14:anchorId="15C3F4F8" wp14:editId="199979C8">
             <wp:extent cx="10696575" cy="7562850"/>
-            <wp:effectExtent t="0" r="0" b="0" l="0"/>
-            <wp:docPr id="1" name="" descr="" title=""/>
+            <wp:effectExtent l="0" t="0" r="0" b="0"/>
+            <wp:docPr id="2127853754" name="Picture 2127853754"/>
             <wp:cNvGraphicFramePr>
               <a:graphicFrameLocks xmlns:a="http://schemas.openxmlformats.org/drawingml/2006/main" noChangeAspect="1"/>
             </wp:cNvGraphicFramePr>
@@ -65,13 +180,13 @@
               <a:graphicData uri="http://schemas.openxmlformats.org/drawingml/2006/picture">
                 <pic:pic xmlns:pic="http://schemas.openxmlformats.org/drawingml/2006/picture">
                   <pic:nvPicPr>
-                    <pic:cNvPr id="0" name="" descr=""/>
+                    <pic:cNvPr id="0" name=""/>
                     <pic:cNvPicPr>
                       <a:picLocks noChangeAspect="1" noChangeArrowheads="1"/>
                     </pic:cNvPicPr>
                   </pic:nvPicPr>
                   <pic:blipFill>
-                    <a:blip r:embed="rId8" cstate="none"/>
+                    <a:blip r:embed="rId7"/>
                     <a:srcRect/>
                     <a:stretch>
                       <a:fillRect/>
@@ -96,24 +211,24 @@
     <w:p>
       <w:pPr>
         <w:sectPr>
-          <w:type w:val="nextPage"/>
           <w:pgSz w:w="16838" w:h="11906" w:orient="landscape"/>
           <w:pgMar w:top="0" w:right="0" w:bottom="0" w:left="0" w:header="708" w:footer="708" w:gutter="0"/>
-          <w:pgNumType/>
+          <w:cols w:space="720"/>
           <w:docGrid w:linePitch="360"/>
         </w:sectPr>
       </w:pPr>
     </w:p>
     <w:p>
-      <w:pPr>
-        <w:spacing w:after="0" w:before="0"/>
-      </w:pPr>
       <w:r>
+        <w:rPr>
+          <w:noProof/>
+        </w:rPr>
+        <w:lastRenderedPageBreak/>
         <w:drawing>
-          <wp:inline distT="0" distB="0" distL="0" distR="0">
+          <wp:inline distT="0" distB="0" distL="0" distR="0" wp14:anchorId="2FE19D29" wp14:editId="7D570DE0">
             <wp:extent cx="10696575" cy="7562850"/>
-            <wp:effectExtent t="0" r="0" b="0" l="0"/>
-            <wp:docPr id="1" name="" descr="" title=""/>
+            <wp:effectExtent l="0" t="0" r="0" b="0"/>
+            <wp:docPr id="1102692393" name="Picture 1102692393"/>
             <wp:cNvGraphicFramePr>
               <a:graphicFrameLocks xmlns:a="http://schemas.openxmlformats.org/drawingml/2006/main" noChangeAspect="1"/>
             </wp:cNvGraphicFramePr>
@@ -121,13 +236,13 @@
               <a:graphicData uri="http://schemas.openxmlformats.org/drawingml/2006/picture">
                 <pic:pic xmlns:pic="http://schemas.openxmlformats.org/drawingml/2006/picture">
                   <pic:nvPicPr>
-                    <pic:cNvPr id="0" name="" descr=""/>
+                    <pic:cNvPr id="0" name=""/>
                     <pic:cNvPicPr>
                       <a:picLocks noChangeAspect="1" noChangeArrowheads="1"/>
                     </pic:cNvPicPr>
                   </pic:nvPicPr>
                   <pic:blipFill>
-                    <a:blip r:embed="rId9" cstate="none"/>
+                    <a:blip r:embed="rId8"/>
                     <a:srcRect/>
                     <a:stretch>
                       <a:fillRect/>
@@ -152,24 +267,24 @@
     <w:p>
       <w:pPr>
         <w:sectPr>
-          <w:type w:val="nextPage"/>
           <w:pgSz w:w="16838" w:h="11906" w:orient="landscape"/>
           <w:pgMar w:top="0" w:right="0" w:bottom="0" w:left="0" w:header="708" w:footer="708" w:gutter="0"/>
-          <w:pgNumType/>
+          <w:cols w:space="720"/>
           <w:docGrid w:linePitch="360"/>
         </w:sectPr>
       </w:pPr>
     </w:p>
     <w:p>
-      <w:pPr>
-        <w:spacing w:after="0" w:before="0"/>
-      </w:pPr>
       <w:r>
+        <w:rPr>
+          <w:noProof/>
+        </w:rPr>
+        <w:lastRenderedPageBreak/>
         <w:drawing>
-          <wp:inline distT="0" distB="0" distL="0" distR="0">
+          <wp:inline distT="0" distB="0" distL="0" distR="0" wp14:anchorId="0FBC3E5E" wp14:editId="43B15685">
             <wp:extent cx="10696575" cy="7562850"/>
-            <wp:effectExtent t="0" r="0" b="0" l="0"/>
-            <wp:docPr id="1" name="" descr="" title=""/>
+            <wp:effectExtent l="0" t="0" r="0" b="0"/>
+            <wp:docPr id="96314097" name="Picture 96314097"/>
             <wp:cNvGraphicFramePr>
               <a:graphicFrameLocks xmlns:a="http://schemas.openxmlformats.org/drawingml/2006/main" noChangeAspect="1"/>
             </wp:cNvGraphicFramePr>
@@ -177,13 +292,13 @@
               <a:graphicData uri="http://schemas.openxmlformats.org/drawingml/2006/picture">
                 <pic:pic xmlns:pic="http://schemas.openxmlformats.org/drawingml/2006/picture">
                   <pic:nvPicPr>
-                    <pic:cNvPr id="0" name="" descr=""/>
+                    <pic:cNvPr id="0" name=""/>
                     <pic:cNvPicPr>
                       <a:picLocks noChangeAspect="1" noChangeArrowheads="1"/>
                     </pic:cNvPicPr>
                   </pic:nvPicPr>
                   <pic:blipFill>
-                    <a:blip r:embed="rId10" cstate="none"/>
+                    <a:blip r:embed="rId9"/>
                     <a:srcRect/>
                     <a:stretch>
                       <a:fillRect/>
@@ -208,24 +323,24 @@
     <w:p>
       <w:pPr>
         <w:sectPr>
-          <w:type w:val="nextPage"/>
           <w:pgSz w:w="16838" w:h="11906" w:orient="landscape"/>
           <w:pgMar w:top="0" w:right="0" w:bottom="0" w:left="0" w:header="708" w:footer="708" w:gutter="0"/>
-          <w:pgNumType/>
+          <w:cols w:space="720"/>
           <w:docGrid w:linePitch="360"/>
         </w:sectPr>
       </w:pPr>
     </w:p>
     <w:p>
-      <w:pPr>
-        <w:spacing w:after="0" w:before="0"/>
-      </w:pPr>
       <w:r>
+        <w:rPr>
+          <w:noProof/>
+        </w:rPr>
+        <w:lastRenderedPageBreak/>
         <w:drawing>
-          <wp:inline distT="0" distB="0" distL="0" distR="0">
+          <wp:inline distT="0" distB="0" distL="0" distR="0" wp14:anchorId="0550F2E7" wp14:editId="0D833F71">
             <wp:extent cx="10696575" cy="7562850"/>
-            <wp:effectExtent t="0" r="0" b="0" l="0"/>
-            <wp:docPr id="1" name="" descr="" title=""/>
+            <wp:effectExtent l="0" t="0" r="0" b="0"/>
+            <wp:docPr id="786308080" name="Picture 786308080"/>
             <wp:cNvGraphicFramePr>
               <a:graphicFrameLocks xmlns:a="http://schemas.openxmlformats.org/drawingml/2006/main" noChangeAspect="1"/>
             </wp:cNvGraphicFramePr>
@@ -233,13 +348,13 @@
               <a:graphicData uri="http://schemas.openxmlformats.org/drawingml/2006/picture">
                 <pic:pic xmlns:pic="http://schemas.openxmlformats.org/drawingml/2006/picture">
                   <pic:nvPicPr>
-                    <pic:cNvPr id="0" name="" descr=""/>
+                    <pic:cNvPr id="0" name=""/>
                     <pic:cNvPicPr>
                       <a:picLocks noChangeAspect="1" noChangeArrowheads="1"/>
                     </pic:cNvPicPr>
                   </pic:nvPicPr>
                   <pic:blipFill>
-                    <a:blip r:embed="rId11" cstate="none"/>
+                    <a:blip r:embed="rId10"/>
                     <a:srcRect/>
                     <a:stretch>
                       <a:fillRect/>
@@ -264,24 +379,24 @@
     <w:p>
       <w:pPr>
         <w:sectPr>
-          <w:type w:val="nextPage"/>
           <w:pgSz w:w="16838" w:h="11906" w:orient="landscape"/>
           <w:pgMar w:top="0" w:right="0" w:bottom="0" w:left="0" w:header="708" w:footer="708" w:gutter="0"/>
-          <w:pgNumType/>
+          <w:cols w:space="720"/>
           <w:docGrid w:linePitch="360"/>
         </w:sectPr>
       </w:pPr>
     </w:p>
     <w:p>
-      <w:pPr>
-        <w:spacing w:after="0" w:before="0"/>
-      </w:pPr>
       <w:r>
+        <w:rPr>
+          <w:noProof/>
+        </w:rPr>
+        <w:lastRenderedPageBreak/>
         <w:drawing>
-          <wp:inline distT="0" distB="0" distL="0" distR="0">
+          <wp:inline distT="0" distB="0" distL="0" distR="0" wp14:anchorId="7F259C60" wp14:editId="60ED1645">
             <wp:extent cx="10696575" cy="7562850"/>
-            <wp:effectExtent t="0" r="0" b="0" l="0"/>
-            <wp:docPr id="1" name="" descr="" title=""/>
+            <wp:effectExtent l="0" t="0" r="0" b="0"/>
+            <wp:docPr id="893202965" name="Picture 893202965"/>
             <wp:cNvGraphicFramePr>
               <a:graphicFrameLocks xmlns:a="http://schemas.openxmlformats.org/drawingml/2006/main" noChangeAspect="1"/>
             </wp:cNvGraphicFramePr>
@@ -289,13 +404,13 @@
               <a:graphicData uri="http://schemas.openxmlformats.org/drawingml/2006/picture">
                 <pic:pic xmlns:pic="http://schemas.openxmlformats.org/drawingml/2006/picture">
                   <pic:nvPicPr>
-                    <pic:cNvPr id="0" name="" descr=""/>
+                    <pic:cNvPr id="0" name=""/>
                     <pic:cNvPicPr>
                       <a:picLocks noChangeAspect="1" noChangeArrowheads="1"/>
                     </pic:cNvPicPr>
                   </pic:nvPicPr>
                   <pic:blipFill>
-                    <a:blip r:embed="rId12" cstate="none"/>
+                    <a:blip r:embed="rId11"/>
                     <a:srcRect/>
                     <a:stretch>
                       <a:fillRect/>
@@ -320,24 +435,24 @@
     <w:p>
       <w:pPr>
         <w:sectPr>
-          <w:type w:val="nextPage"/>
           <w:pgSz w:w="16838" w:h="11906" w:orient="landscape"/>
           <w:pgMar w:top="0" w:right="0" w:bottom="0" w:left="0" w:header="708" w:footer="708" w:gutter="0"/>
-          <w:pgNumType/>
+          <w:cols w:space="720"/>
           <w:docGrid w:linePitch="360"/>
         </w:sectPr>
       </w:pPr>
     </w:p>
     <w:p>
-      <w:pPr>
-        <w:spacing w:after="0" w:before="0"/>
-      </w:pPr>
       <w:r>
+        <w:rPr>
+          <w:noProof/>
+        </w:rPr>
+        <w:lastRenderedPageBreak/>
         <w:drawing>
-          <wp:inline distT="0" distB="0" distL="0" distR="0">
+          <wp:inline distT="0" distB="0" distL="0" distR="0" wp14:anchorId="027C379A" wp14:editId="726DBCF3">
             <wp:extent cx="10696575" cy="7562850"/>
-            <wp:effectExtent t="0" r="0" b="0" l="0"/>
-            <wp:docPr id="1" name="" descr="" title=""/>
+            <wp:effectExtent l="0" t="0" r="0" b="0"/>
+            <wp:docPr id="1614008130" name="Picture 1614008130"/>
             <wp:cNvGraphicFramePr>
               <a:graphicFrameLocks xmlns:a="http://schemas.openxmlformats.org/drawingml/2006/main" noChangeAspect="1"/>
             </wp:cNvGraphicFramePr>
@@ -345,13 +460,13 @@
               <a:graphicData uri="http://schemas.openxmlformats.org/drawingml/2006/picture">
                 <pic:pic xmlns:pic="http://schemas.openxmlformats.org/drawingml/2006/picture">
                   <pic:nvPicPr>
-                    <pic:cNvPr id="0" name="" descr=""/>
+                    <pic:cNvPr id="0" name=""/>
                     <pic:cNvPicPr>
                       <a:picLocks noChangeAspect="1" noChangeArrowheads="1"/>
                     </pic:cNvPicPr>
                   </pic:nvPicPr>
                   <pic:blipFill>
-                    <a:blip r:embed="rId13" cstate="none"/>
+                    <a:blip r:embed="rId12"/>
                     <a:srcRect/>
                     <a:stretch>
                       <a:fillRect/>
@@ -376,24 +491,24 @@
     <w:p>
       <w:pPr>
         <w:sectPr>
-          <w:type w:val="nextPage"/>
           <w:pgSz w:w="16838" w:h="11906" w:orient="landscape"/>
           <w:pgMar w:top="0" w:right="0" w:bottom="0" w:left="0" w:header="708" w:footer="708" w:gutter="0"/>
-          <w:pgNumType/>
+          <w:cols w:space="720"/>
           <w:docGrid w:linePitch="360"/>
         </w:sectPr>
       </w:pPr>
     </w:p>
     <w:p>
-      <w:pPr>
-        <w:spacing w:after="0" w:before="0"/>
-      </w:pPr>
       <w:r>
+        <w:rPr>
+          <w:noProof/>
+        </w:rPr>
+        <w:lastRenderedPageBreak/>
         <w:drawing>
-          <wp:inline distT="0" distB="0" distL="0" distR="0">
+          <wp:inline distT="0" distB="0" distL="0" distR="0" wp14:anchorId="76F6A459" wp14:editId="6F0BD4A7">
             <wp:extent cx="10696575" cy="7562850"/>
-            <wp:effectExtent t="0" r="0" b="0" l="0"/>
-            <wp:docPr id="1" name="" descr="" title=""/>
+            <wp:effectExtent l="0" t="0" r="0" b="0"/>
+            <wp:docPr id="1680174690" name="Picture 1680174690"/>
             <wp:cNvGraphicFramePr>
               <a:graphicFrameLocks xmlns:a="http://schemas.openxmlformats.org/drawingml/2006/main" noChangeAspect="1"/>
             </wp:cNvGraphicFramePr>
@@ -401,13 +516,13 @@
               <a:graphicData uri="http://schemas.openxmlformats.org/drawingml/2006/picture">
                 <pic:pic xmlns:pic="http://schemas.openxmlformats.org/drawingml/2006/picture">
                   <pic:nvPicPr>
-                    <pic:cNvPr id="0" name="" descr=""/>
+                    <pic:cNvPr id="0" name=""/>
                     <pic:cNvPicPr>
                       <a:picLocks noChangeAspect="1" noChangeArrowheads="1"/>
                     </pic:cNvPicPr>
                   </pic:nvPicPr>
                   <pic:blipFill>
-                    <a:blip r:embed="rId14" cstate="none"/>
+                    <a:blip r:embed="rId13"/>
                     <a:srcRect/>
                     <a:stretch>
                       <a:fillRect/>
@@ -432,24 +547,24 @@
     <w:p>
       <w:pPr>
         <w:sectPr>
-          <w:type w:val="nextPage"/>
           <w:pgSz w:w="16838" w:h="11906" w:orient="landscape"/>
           <w:pgMar w:top="0" w:right="0" w:bottom="0" w:left="0" w:header="708" w:footer="708" w:gutter="0"/>
-          <w:pgNumType/>
+          <w:cols w:space="720"/>
           <w:docGrid w:linePitch="360"/>
         </w:sectPr>
       </w:pPr>
     </w:p>
     <w:p>
-      <w:pPr>
-        <w:spacing w:after="0" w:before="0"/>
-      </w:pPr>
       <w:r>
+        <w:rPr>
+          <w:noProof/>
+        </w:rPr>
+        <w:lastRenderedPageBreak/>
         <w:drawing>
-          <wp:inline distT="0" distB="0" distL="0" distR="0">
+          <wp:inline distT="0" distB="0" distL="0" distR="0" wp14:anchorId="33EA0148" wp14:editId="333FEF50">
             <wp:extent cx="10696575" cy="7562850"/>
-            <wp:effectExtent t="0" r="0" b="0" l="0"/>
-            <wp:docPr id="1" name="" descr="" title=""/>
+            <wp:effectExtent l="0" t="0" r="0" b="0"/>
+            <wp:docPr id="1269189657" name="Picture 1269189657"/>
             <wp:cNvGraphicFramePr>
               <a:graphicFrameLocks xmlns:a="http://schemas.openxmlformats.org/drawingml/2006/main" noChangeAspect="1"/>
             </wp:cNvGraphicFramePr>
@@ -457,13 +572,13 @@
               <a:graphicData uri="http://schemas.openxmlformats.org/drawingml/2006/picture">
                 <pic:pic xmlns:pic="http://schemas.openxmlformats.org/drawingml/2006/picture">
                   <pic:nvPicPr>
-                    <pic:cNvPr id="0" name="" descr=""/>
+                    <pic:cNvPr id="0" name=""/>
                     <pic:cNvPicPr>
                       <a:picLocks noChangeAspect="1" noChangeArrowheads="1"/>
                     </pic:cNvPicPr>
                   </pic:nvPicPr>
                   <pic:blipFill>
-                    <a:blip r:embed="rId15" cstate="none"/>
+                    <a:blip r:embed="rId14"/>
                     <a:srcRect/>
                     <a:stretch>
                       <a:fillRect/>
@@ -488,24 +603,24 @@
     <w:p>
       <w:pPr>
         <w:sectPr>
-          <w:type w:val="nextPage"/>
           <w:pgSz w:w="16838" w:h="11906" w:orient="landscape"/>
           <w:pgMar w:top="0" w:right="0" w:bottom="0" w:left="0" w:header="708" w:footer="708" w:gutter="0"/>
-          <w:pgNumType/>
+          <w:cols w:space="720"/>
           <w:docGrid w:linePitch="360"/>
         </w:sectPr>
       </w:pPr>
     </w:p>
     <w:p>
-      <w:pPr>
-        <w:spacing w:after="0" w:before="0"/>
-      </w:pPr>
       <w:r>
+        <w:rPr>
+          <w:noProof/>
+        </w:rPr>
+        <w:lastRenderedPageBreak/>
         <w:drawing>
-          <wp:inline distT="0" distB="0" distL="0" distR="0">
+          <wp:inline distT="0" distB="0" distL="0" distR="0" wp14:anchorId="36CCA6D5" wp14:editId="6428F9E4">
             <wp:extent cx="10696575" cy="7562850"/>
-            <wp:effectExtent t="0" r="0" b="0" l="0"/>
-            <wp:docPr id="1" name="" descr="" title=""/>
+            <wp:effectExtent l="0" t="0" r="0" b="0"/>
+            <wp:docPr id="1068852262" name="Picture 1068852262"/>
             <wp:cNvGraphicFramePr>
               <a:graphicFrameLocks xmlns:a="http://schemas.openxmlformats.org/drawingml/2006/main" noChangeAspect="1"/>
             </wp:cNvGraphicFramePr>
@@ -513,13 +628,13 @@
               <a:graphicData uri="http://schemas.openxmlformats.org/drawingml/2006/picture">
                 <pic:pic xmlns:pic="http://schemas.openxmlformats.org/drawingml/2006/picture">
                   <pic:nvPicPr>
-                    <pic:cNvPr id="0" name="" descr=""/>
+                    <pic:cNvPr id="0" name=""/>
                     <pic:cNvPicPr>
                       <a:picLocks noChangeAspect="1" noChangeArrowheads="1"/>
                     </pic:cNvPicPr>
                   </pic:nvPicPr>
                   <pic:blipFill>
-                    <a:blip r:embed="rId16" cstate="none"/>
+                    <a:blip r:embed="rId15"/>
                     <a:srcRect/>
                     <a:stretch>
                       <a:fillRect/>
@@ -540,151 +655,323 @@
           </wp:inline>
         </w:drawing>
       </w:r>
-    </w:p>
-    <w:p>
-      <w:pPr>
-        <w:sectPr>
-          <w:type w:val="nextPage"/>
-          <w:pgSz w:w="16838" w:h="11906" w:orient="landscape"/>
-          <w:pgMar w:top="0" w:right="0" w:bottom="0" w:left="0" w:header="708" w:footer="708" w:gutter="0"/>
-          <w:pgNumType/>
-          <w:docGrid w:linePitch="360"/>
-        </w:sectPr>
-      </w:pPr>
-    </w:p>
-    <w:p>
-      <w:pPr>
-        <w:framePr w:w="5500" w:h="360" w:x="820" w:y="5900" w:hAnchor="page" w:vAnchor="page"/>
-        <w:spacing w:after="0" w:before="0"/>
-      </w:pPr>
       <w:r>
         <w:rPr>
-          <w:rFonts w:ascii="Arial" w:cs="Arial" w:eastAsia="Arial" w:hAnsi="Arial"/>
-          <w:b/>
-          <w:bCs/>
-          <w:color w:val="FFFFFF"/>
-          <w:sz w:val="22"/>
-          <w:szCs w:val="22"/>
+          <w:noProof/>
         </w:rPr>
-        <w:t xml:space="preserve">[Your company Name]</w:t>
+        <w:drawing>
+          <wp:anchor distT="0" distB="0" distL="0" distR="0" simplePos="0" relativeHeight="251659776" behindDoc="0" locked="0" layoutInCell="1" allowOverlap="1">
+            <wp:simplePos x="0" y="0"/>
+            <wp:positionH relativeFrom="page">
+              <wp:posOffset>508160</wp:posOffset>
+            </wp:positionH>
+            <wp:positionV relativeFrom="page">
+              <wp:posOffset>5513536</wp:posOffset>
+            </wp:positionV>
+            <wp:extent cx="4827520" cy="1588000"/>
+            <wp:effectExtent l="0" t="0" r="0" b="0"/>
+            <wp:wrapNone/>
+            <wp:docPr id="3001" name="Headline text"/>
+            <wp:cNvGraphicFramePr/>
+            <a:graphic xmlns:a="http://schemas.openxmlformats.org/drawingml/2006/main">
+              <a:graphicData uri="http://schemas.microsoft.com/office/word/2010/wordprocessingShape">
+                <wps:wsp>
+                  <wps:cNvSpPr txBox="1"/>
+                  <wps:spPr>
+                    <a:xfrm>
+                      <a:off x="0" y="0"/>
+                      <a:ext cx="4827520" cy="1588000"/>
+                    </a:xfrm>
+                    <a:prstGeom prst="rect">
+                      <a:avLst/>
+                    </a:prstGeom>
+                    <a:noFill/>
+                    <a:ln>
+                      <a:noFill/>
+                    </a:ln>
+                  </wps:spPr>
+                  <wps:txbx>
+                    <w:txbxContent>
+                      <w:p>
+                        <w:pPr>
+                          <w:spacing w:before="0" w:after="0" w:line="216" w:lineRule="auto"/>
+                        </w:pPr>
+                        <w:r>
+                          <w:rPr>
+                            <w:rFonts w:ascii="Arial" w:hAnsi="Arial" w:eastAsia="Arial" w:cs="Arial"/>
+                            <w:b/>
+                            <w:bCs/>
+                            <w:color w:val="FFFFFF"/>
+                            <w:sz w:val="52"/>
+                            <w:szCs w:val="52"/>
+                          </w:rPr>
+                          <w:t xml:space="preserve">Ready to start your year</w:t>
+                        </w:r>
+                      </w:p>
+                      <w:p>
+                        <w:pPr>
+                          <w:spacing w:before="0" w:after="240" w:line="216" w:lineRule="auto"/>
+                        </w:pPr>
+                        <w:r>
+                          <w:rPr>
+                            <w:rFonts w:ascii="Arial" w:hAnsi="Arial" w:eastAsia="Arial" w:cs="Arial"/>
+                            <w:b/>
+                            <w:bCs/>
+                            <w:color w:val="FFFFFF"/>
+                            <w:sz w:val="52"/>
+                            <w:szCs w:val="52"/>
+                          </w:rPr>
+                          <w:t xml:space="preserve">group's order?</w:t>
+                        </w:r>
+                      </w:p>
+                      <w:p>
+                        <w:pPr>
+                          <w:spacing w:before="0" w:after="0" w:line="360" w:lineRule="auto"/>
+                        </w:pPr>
+                        <w:r>
+                          <w:rPr>
+                            <w:rFonts w:ascii="Arial" w:hAnsi="Arial" w:eastAsia="Arial" w:cs="Arial"/>
+                            <w:color w:val="FFFFFF"/>
+                            <w:sz w:val="21"/>
+                            <w:szCs w:val="21"/>
+                          </w:rPr>
+                          <w:t xml:space="preserve">Call us with your year size and rough budget and we will come back with a per-head figure, a proof and a delivery date.</w:t>
+                        </w:r>
+                      </w:p>
+                    </w:txbxContent>
+                  </wps:txbx>
+                  <wps:bodyPr rot="0" vert="horz" wrap="square" lIns="0" tIns="0" rIns="0" bIns="0" anchor="t" anchorCtr="0">
+                    <a:noAutofit/>
+                  </wps:bodyPr>
+                </wps:wsp>
+              </a:graphicData>
+            </a:graphic>
+          </wp:anchor>
+        </w:drawing>
       </w:r>
-    </w:p>
-    <w:p>
-      <w:pPr>
-        <w:framePr w:w="5500" w:h="360" w:x="820" w:y="6280" w:hAnchor="page" w:vAnchor="page"/>
-        <w:spacing w:after="0" w:before="0"/>
-      </w:pPr>
       <w:r>
         <w:rPr>
-          <w:rFonts w:ascii="Arial" w:cs="Arial" w:eastAsia="Arial" w:hAnsi="Arial"/>
-          <w:b/>
-          <w:bCs/>
-          <w:color w:val="FFFFFF"/>
-          <w:sz w:val="22"/>
-          <w:szCs w:val="22"/>
+          <w:noProof/>
         </w:rPr>
-        <w:t xml:space="preserve">[Address line 1]</w:t>
+        <w:drawing>
+          <wp:anchor distT="0" distB="0" distL="0" distR="0" simplePos="0" relativeHeight="251659777" behindDoc="0" locked="0" layoutInCell="1" allowOverlap="1">
+            <wp:simplePos x="0" y="0"/>
+            <wp:positionH relativeFrom="page">
+              <wp:posOffset>533400</wp:posOffset>
+            </wp:positionH>
+            <wp:positionV relativeFrom="page">
+              <wp:posOffset>3780000</wp:posOffset>
+            </wp:positionV>
+            <wp:extent cx="3400000" cy="1100000"/>
+            <wp:effectExtent l="0" t="0" r="0" b="0"/>
+            <wp:wrapNone/>
+            <wp:docPr id="3002" name="Contact details left"/>
+            <wp:cNvGraphicFramePr/>
+            <a:graphic xmlns:a="http://schemas.openxmlformats.org/drawingml/2006/main">
+              <a:graphicData uri="http://schemas.microsoft.com/office/word/2010/wordprocessingShape">
+                <wps:wsp>
+                  <wps:cNvSpPr txBox="1"/>
+                  <wps:spPr>
+                    <a:xfrm>
+                      <a:off x="0" y="0"/>
+                      <a:ext cx="3400000" cy="1100000"/>
+                    </a:xfrm>
+                    <a:prstGeom prst="rect">
+                      <a:avLst/>
+                    </a:prstGeom>
+                    <a:solidFill>
+                      <a:srgbClr val="000000">
+                        <a:alpha val="45000"/>
+                      </a:srgbClr>
+                    </a:solidFill>
+                    <a:ln>
+                      <a:noFill/>
+                    </a:ln>
+                  </wps:spPr>
+                  <wps:txbx>
+                    <w:txbxContent>
+                      <w:p>
+                        <w:pPr>
+                          <w:spacing w:before="0" w:after="0"/>
+                        </w:pPr>
+                        <w:r>
+                          <w:rPr>
+                            <w:rFonts w:ascii="Arial" w:hAnsi="Arial" w:eastAsia="Arial" w:cs="Arial"/>
+                            <w:b/>
+                            <w:bCs/>
+                            <w:color w:val="FFFFFF"/>
+                            <w:sz w:val="24"/>
+                            <w:szCs w:val="24"/>
+                          </w:rPr>
+                          <w:t xml:space="preserve">[Your company Name]</w:t>
+                        </w:r>
+                      </w:p>
+                      <w:p>
+                        <w:pPr>
+                          <w:spacing w:before="0" w:after="0"/>
+                        </w:pPr>
+                        <w:r>
+                          <w:rPr>
+                            <w:rFonts w:ascii="Arial" w:hAnsi="Arial" w:eastAsia="Arial" w:cs="Arial"/>
+                            <w:b/>
+                            <w:bCs/>
+                            <w:color w:val="FFFFFF"/>
+                            <w:sz w:val="24"/>
+                            <w:szCs w:val="24"/>
+                          </w:rPr>
+                          <w:t xml:space="preserve">[Address line 1]</w:t>
+                        </w:r>
+                      </w:p>
+                      <w:p>
+                        <w:pPr>
+                          <w:spacing w:before="0" w:after="0"/>
+                        </w:pPr>
+                        <w:r>
+                          <w:rPr>
+                            <w:rFonts w:ascii="Arial" w:hAnsi="Arial" w:eastAsia="Arial" w:cs="Arial"/>
+                            <w:b/>
+                            <w:bCs/>
+                            <w:color w:val="FFFFFF"/>
+                            <w:sz w:val="24"/>
+                            <w:szCs w:val="24"/>
+                          </w:rPr>
+                          <w:t xml:space="preserve">[Town]</w:t>
+                        </w:r>
+                      </w:p>
+                      <w:p>
+                        <w:pPr>
+                          <w:spacing w:before="0" w:after="0"/>
+                        </w:pPr>
+                        <w:r>
+                          <w:rPr>
+                            <w:rFonts w:ascii="Arial" w:hAnsi="Arial" w:eastAsia="Arial" w:cs="Arial"/>
+                            <w:b/>
+                            <w:bCs/>
+                            <w:color w:val="FFFFFF"/>
+                            <w:sz w:val="24"/>
+                            <w:szCs w:val="24"/>
+                          </w:rPr>
+                          <w:t xml:space="preserve">[Postcode]</w:t>
+                        </w:r>
+                      </w:p>
+                    </w:txbxContent>
+                  </wps:txbx>
+                  <wps:bodyPr rot="0" vert="horz" wrap="square" lIns="108000" tIns="72000" rIns="108000" bIns="72000" anchor="t" anchorCtr="0">
+                    <a:noAutofit/>
+                  </wps:bodyPr>
+                </wps:wsp>
+              </a:graphicData>
+            </a:graphic>
+          </wp:anchor>
+        </w:drawing>
       </w:r>
-    </w:p>
-    <w:p>
-      <w:pPr>
-        <w:framePr w:w="5500" w:h="360" w:x="820" w:y="6660" w:hAnchor="page" w:vAnchor="page"/>
-        <w:spacing w:after="0" w:before="0"/>
-      </w:pPr>
       <w:r>
         <w:rPr>
-          <w:rFonts w:ascii="Arial" w:cs="Arial" w:eastAsia="Arial" w:hAnsi="Arial"/>
-          <w:b/>
-          <w:bCs/>
-          <w:color w:val="FFFFFF"/>
-          <w:sz w:val="22"/>
-          <w:szCs w:val="22"/>
+          <w:noProof/>
         </w:rPr>
-        <w:t xml:space="preserve">[Town]</w:t>
+        <w:drawing>
+          <wp:anchor distT="0" distB="0" distL="0" distR="0" simplePos="0" relativeHeight="251659778" behindDoc="0" locked="0" layoutInCell="1" allowOverlap="1">
+            <wp:simplePos x="0" y="0"/>
+            <wp:positionH relativeFrom="page">
+              <wp:posOffset>4191000</wp:posOffset>
+            </wp:positionH>
+            <wp:positionV relativeFrom="page">
+              <wp:posOffset>3780000</wp:posOffset>
+            </wp:positionV>
+            <wp:extent cx="3400000" cy="600000"/>
+            <wp:effectExtent l="0" t="0" r="0" b="0"/>
+            <wp:wrapNone/>
+            <wp:docPr id="3003" name="Contact details right"/>
+            <wp:cNvGraphicFramePr/>
+            <a:graphic xmlns:a="http://schemas.openxmlformats.org/drawingml/2006/main">
+              <a:graphicData uri="http://schemas.microsoft.com/office/word/2010/wordprocessingShape">
+                <wps:wsp>
+                  <wps:cNvSpPr txBox="1"/>
+                  <wps:spPr>
+                    <a:xfrm>
+                      <a:off x="0" y="0"/>
+                      <a:ext cx="3400000" cy="600000"/>
+                    </a:xfrm>
+                    <a:prstGeom prst="rect">
+                      <a:avLst/>
+                    </a:prstGeom>
+                    <a:solidFill>
+                      <a:srgbClr val="000000">
+                        <a:alpha val="45000"/>
+                      </a:srgbClr>
+                    </a:solidFill>
+                    <a:ln>
+                      <a:noFill/>
+                    </a:ln>
+                  </wps:spPr>
+                  <wps:txbx>
+                    <w:txbxContent>
+                      <w:p>
+                        <w:pPr>
+                          <w:spacing w:before="0" w:after="0"/>
+                        </w:pPr>
+                        <w:r>
+                          <w:rPr>
+                            <w:rFonts w:ascii="Arial" w:hAnsi="Arial" w:eastAsia="Arial" w:cs="Arial"/>
+                            <w:b/>
+                            <w:bCs/>
+                            <w:color w:val="FFFFFF"/>
+                            <w:sz w:val="24"/>
+                            <w:szCs w:val="24"/>
+                          </w:rPr>
+                          <w:t xml:space="preserve">[Phone]</w:t>
+                        </w:r>
+                      </w:p>
+                      <w:p>
+                        <w:pPr>
+                          <w:spacing w:before="0" w:after="0"/>
+                        </w:pPr>
+                        <w:r>
+                          <w:rPr>
+                            <w:rFonts w:ascii="Arial" w:hAnsi="Arial" w:eastAsia="Arial" w:cs="Arial"/>
+                            <w:b/>
+                            <w:bCs/>
+                            <w:color w:val="FFFFFF"/>
+                            <w:sz w:val="24"/>
+                            <w:szCs w:val="24"/>
+                          </w:rPr>
+                          <w:t xml:space="preserve">[Website]</w:t>
+                        </w:r>
+                      </w:p>
+                    </w:txbxContent>
+                  </wps:txbx>
+                  <wps:bodyPr rot="0" vert="horz" wrap="square" lIns="108000" tIns="72000" rIns="108000" bIns="72000" anchor="t" anchorCtr="0">
+                    <a:noAutofit/>
+                  </wps:bodyPr>
+                </wps:wsp>
+              </a:graphicData>
+            </a:graphic>
+          </wp:anchor>
+        </w:drawing>
       </w:r>
-    </w:p>
-    <w:p>
-      <w:pPr>
-        <w:framePr w:w="5500" w:h="360" w:x="820" w:y="7040" w:hAnchor="page" w:vAnchor="page"/>
-        <w:spacing w:after="0" w:before="0"/>
-      </w:pPr>
       <w:r>
         <w:rPr>
-          <w:rFonts w:ascii="Arial" w:cs="Arial" w:eastAsia="Arial" w:hAnsi="Arial"/>
-          <w:b/>
-          <w:bCs/>
-          <w:color w:val="FFFFFF"/>
-          <w:sz w:val="22"/>
-          <w:szCs w:val="22"/>
+          <w:noProof/>
         </w:rPr>
-        <w:t xml:space="preserve">[Postcode]</w:t>
-      </w:r>
-    </w:p>
-    <w:p>
-      <w:pPr>
-        <w:framePr w:w="5000" w:h="360" w:x="6600" w:y="5900" w:hAnchor="page" w:vAnchor="page"/>
-        <w:spacing w:after="0" w:before="0"/>
-      </w:pPr>
-      <w:r>
-        <w:rPr>
-          <w:rFonts w:ascii="Arial" w:cs="Arial" w:eastAsia="Arial" w:hAnsi="Arial"/>
-          <w:b/>
-          <w:bCs/>
-          <w:color w:val="FFFFFF"/>
-          <w:sz w:val="22"/>
-          <w:szCs w:val="22"/>
-        </w:rPr>
-        <w:t xml:space="preserve">[Phone]</w:t>
-      </w:r>
-    </w:p>
-    <w:p>
-      <w:pPr>
-        <w:framePr w:w="5000" w:h="360" w:x="6600" w:y="6280" w:hAnchor="page" w:vAnchor="page"/>
-        <w:spacing w:after="0" w:before="0"/>
-      </w:pPr>
-      <w:r>
-        <w:rPr>
-          <w:rFonts w:ascii="Arial" w:cs="Arial" w:eastAsia="Arial" w:hAnsi="Arial"/>
-          <w:b/>
-          <w:bCs/>
-          <w:color w:val="FFFFFF"/>
-          <w:sz w:val="22"/>
-          <w:szCs w:val="22"/>
-        </w:rPr>
-        <w:t xml:space="preserve">[Website]</w:t>
-      </w:r>
-    </w:p>
-    <w:p>
-      <w:pPr>
-        <w:framePr w:w="3800" w:h="2500" w:x="700" w:y="700" w:hAnchor="page" w:vAnchor="page"/>
-        <w:spacing w:after="0" w:before="0"/>
-      </w:pPr>
-      <w:r>
         <w:drawing>
-          <wp:inline distT="0" distB="0" distL="0" distR="0">
+          <wp:anchor distT="0" distB="0" distL="0" distR="0" simplePos="0" relativeHeight="251660202" behindDoc="0" locked="0" layoutInCell="1" allowOverlap="1">
+            <wp:simplePos x="0" y="0"/>
+            <wp:positionH relativeFrom="page">
+              <wp:posOffset>444500</wp:posOffset>
+            </wp:positionH>
+            <wp:positionV relativeFrom="page">
+              <wp:posOffset>444500</wp:posOffset>
+            </wp:positionV>
             <wp:extent cx="2409825" cy="1590675"/>
-            <wp:effectExtent t="0" r="0" b="0" l="0"/>
-            <wp:docPr id="1" name="" descr="" title=""/>
-            <wp:cNvGraphicFramePr>
-              <a:graphicFrameLocks xmlns:a="http://schemas.openxmlformats.org/drawingml/2006/main" noChangeAspect="1"/>
-            </wp:cNvGraphicFramePr>
+            <wp:effectExtent l="0" t="0" r="0" b="0"/>
+            <wp:wrapNone/>
+            <wp:docPr id="2202" name="Your logo (back) frame"/>
+            <wp:cNvGraphicFramePr/>
             <a:graphic xmlns:a="http://schemas.openxmlformats.org/drawingml/2006/main">
-              <a:graphicData uri="http://schemas.openxmlformats.org/drawingml/2006/picture">
-                <pic:pic xmlns:pic="http://schemas.openxmlformats.org/drawingml/2006/picture">
-                  <pic:nvPicPr>
-                    <pic:cNvPr id="0" name="" descr=""/>
-                    <pic:cNvPicPr>
-                      <a:picLocks noChangeAspect="1" noChangeArrowheads="1"/>
-                    </pic:cNvPicPr>
-                  </pic:nvPicPr>
-                  <pic:blipFill>
-                    <a:blip r:embed="rId7" cstate="none"/>
-                    <a:srcRect/>
-                    <a:stretch>
-                      <a:fillRect/>
-                    </a:stretch>
-                  </pic:blipFill>
-                  <pic:spPr bwMode="auto">
+              <a:graphicData uri="http://schemas.microsoft.com/office/word/2010/wordprocessingShape">
+                <wps:wsp>
+                  <wps:cNvSpPr txBox="1"/>
+                  <wps:spPr>
                     <a:xfrm>
                       <a:off x="0" y="0"/>
                       <a:ext cx="2409825" cy="1590675"/>
@@ -692,153 +979,99 @@
                     <a:prstGeom prst="rect">
                       <a:avLst/>
                     </a:prstGeom>
-                  </pic:spPr>
-                </pic:pic>
+                    <a:noFill/>
+                    <a:ln>
+                      <a:noFill/>
+                    </a:ln>
+                  </wps:spPr>
+                  <wps:txbx>
+                    <w:txbxContent>
+                      <w:p>
+                        <w:pPr>
+                          <w:spacing w:before="0" w:after="0"/>
+                        </w:pPr>
+                        <w:sdt>
+                          <w:sdtPr>
+                            <w:alias w:val="Your logo (back)"/>
+                            <w:tag w:val="LogoBack"/>
+                            <w:id w:val="202"/>
+                            <w:picture/>
+                          </w:sdtPr>
+                          <w:sdtContent>
+                            <w:r>
+                              <w:rPr>
+                                <w:noProof/>
+                              </w:rPr>
+                              <w:drawing>
+                                <wp:inline distT="0" distB="0" distL="0" distR="0">
+                                  <wp:extent cx="2409825" cy="1590675"/>
+                                  <wp:effectExtent l="0" t="0" r="0" b="0"/>
+                                  <wp:docPr id="1202" name="Your logo (back)"/>
+                                  <wp:cNvGraphicFramePr>
+                                    <a:graphicFrameLocks xmlns:a="http://schemas.openxmlformats.org/drawingml/2006/main" noChangeAspect="1"/>
+                                  </wp:cNvGraphicFramePr>
+                                  <a:graphic xmlns:a="http://schemas.openxmlformats.org/drawingml/2006/main">
+                                    <a:graphicData uri="http://schemas.openxmlformats.org/drawingml/2006/picture">
+                                      <pic:pic xmlns:pic="http://schemas.openxmlformats.org/drawingml/2006/picture">
+                                        <pic:nvPicPr>
+                                          <pic:cNvPr id="1202" name="Your logo (back)"/>
+                                          <pic:cNvPicPr>
+                                            <a:picLocks noChangeAspect="1"/>
+                                          </pic:cNvPicPr>
+                                        </pic:nvPicPr>
+                                        <pic:blipFill>
+                                          <a:blip r:embed="rId6"/>
+                                          <a:stretch>
+                                            <a:fillRect/>
+                                          </a:stretch>
+                                        </pic:blipFill>
+                                        <pic:spPr>
+                                          <a:xfrm>
+                                            <a:off x="0" y="0"/>
+                                            <a:ext cx="2409825" cy="1590675"/>
+                                          </a:xfrm>
+                                          <a:prstGeom prst="rect">
+                                            <a:avLst/>
+                                          </a:prstGeom>
+                                        </pic:spPr>
+                                      </pic:pic>
+                                    </a:graphicData>
+                                  </a:graphic>
+                                </wp:inline>
+                              </w:drawing>
+                            </w:r>
+                          </w:sdtContent>
+                        </w:sdt>
+                      </w:p>
+                    </w:txbxContent>
+                  </wps:txbx>
+                  <wps:bodyPr rot="0" vert="horz" wrap="square" lIns="0" tIns="0" rIns="0" bIns="0" anchor="t" anchorCtr="0">
+                    <a:noAutofit/>
+                  </wps:bodyPr>
+                </wps:wsp>
               </a:graphicData>
             </a:graphic>
-          </wp:inline>
-        </w:drawing>
-      </w:r>
-    </w:p>
-    <w:p>
-      <w:pPr>
-        <w:spacing w:after="0" w:before="0"/>
-      </w:pPr>
-      <w:r>
-        <w:drawing>
-          <wp:inline distT="0" distB="0" distL="0" distR="0">
-            <wp:extent cx="10696575" cy="7562850"/>
-            <wp:effectExtent t="0" r="0" b="0" l="0"/>
-            <wp:docPr id="1" name="" descr="" title=""/>
-            <wp:cNvGraphicFramePr>
-              <a:graphicFrameLocks xmlns:a="http://schemas.openxmlformats.org/drawingml/2006/main" noChangeAspect="1"/>
-            </wp:cNvGraphicFramePr>
-            <a:graphic xmlns:a="http://schemas.openxmlformats.org/drawingml/2006/main">
-              <a:graphicData uri="http://schemas.openxmlformats.org/drawingml/2006/picture">
-                <pic:pic xmlns:pic="http://schemas.openxmlformats.org/drawingml/2006/picture">
-                  <pic:nvPicPr>
-                    <pic:cNvPr id="0" name="" descr=""/>
-                    <pic:cNvPicPr>
-                      <a:picLocks noChangeAspect="1" noChangeArrowheads="1"/>
-                    </pic:cNvPicPr>
-                  </pic:nvPicPr>
-                  <pic:blipFill>
-                    <a:blip r:embed="rId17" cstate="none"/>
-                    <a:srcRect/>
-                    <a:stretch>
-                      <a:fillRect/>
-                    </a:stretch>
-                  </pic:blipFill>
-                  <pic:spPr bwMode="auto">
-                    <a:xfrm>
-                      <a:off x="0" y="0"/>
-                      <a:ext cx="10696575" cy="7562850"/>
-                    </a:xfrm>
-                    <a:prstGeom prst="rect">
-                      <a:avLst/>
-                    </a:prstGeom>
-                  </pic:spPr>
-                </pic:pic>
-              </a:graphicData>
-            </a:graphic>
-          </wp:inline>
+          </wp:anchor>
         </w:drawing>
       </w:r>
     </w:p>
     <w:sectPr>
-      <w:type w:val="nextPage"/>
       <w:pgSz w:w="16838" w:h="11906" w:orient="landscape"/>
       <w:pgMar w:top="0" w:right="0" w:bottom="0" w:left="0" w:header="708" w:footer="708" w:gutter="0"/>
-      <w:pgNumType/>
+      <w:cols w:space="720"/>
       <w:docGrid w:linePitch="360"/>
     </w:sectPr>
   </w:body>
 </w:document>
 </file>
 
-<file path=word/comments.xml><?xml version="1.0" encoding="utf-8"?>
-<w:comments xmlns:cx="http://schemas.microsoft.com/office/drawing/2014/chartex" xmlns:cx1="http://schemas.microsoft.com/office/drawing/2015/9/8/chartex" xmlns:cx2="http://schemas.microsoft.com/office/drawing/2015/10/21/chartex" xmlns:cx3="http://schemas.microsoft.com/office/drawing/2016/5/9/chartex" xmlns:cx4="http://schemas.microsoft.com/office/drawing/2016/5/10/chartex" xmlns:cx5="http://schemas.microsoft.com/office/drawing/2016/5/11/chartex" xmlns:cx6="http://schemas.microsoft.com/office/drawing/2016/5/12/chartex" xmlns:cx7="http://schemas.microsoft.com/office/drawing/2016/5/13/chartex" xmlns:cx8="http://schemas.microsoft.com/office/drawing/2016/5/14/chartex" xmlns:mc="http://schemas.openxmlformats.org/markup-compatibility/2006" xmlns:aink="http://schemas.microsoft.com/office/drawing/2016/ink" xmlns:am3d="http://schemas.microsoft.com/office/drawing/2017/model3d" xmlns:o="urn:schemas-microsoft-com:office:office" xmlns:r="http://schemas.openxmlformats.org/officeDocument/2006/relationships" xmlns:m="http://schemas.openxmlformats.org/officeDocument/2006/math" xmlns:v="urn:schemas-microsoft-com:vml" xmlns:wp14="http://schemas.microsoft.com/office/word/2010/wordprocessingDrawing" xmlns:wp="http://schemas.openxmlformats.org/drawingml/2006/wordprocessingDrawing" xmlns:w10="urn:schemas-microsoft-com:office:word" xmlns:w="http://schemas.openxmlformats.org/wordprocessingml/2006/main" xmlns:w14="http://schemas.microsoft.com/office/word/2010/wordml" xmlns:w15="http://schemas.microsoft.com/office/word/2012/wordml" xmlns:w16cex="http://schemas.microsoft.com/office/word/2018/wordml/cex" xmlns:w16cid="http://schemas.microsoft.com/office/word/2016/wordml/cid" xmlns:w16="http://schemas.microsoft.com/office/word/2018/wordml" xmlns:w16sdtdh="http://schemas.microsoft.com/office/word/2020/wordml/sdtdatahash" xmlns:w16se="http://schemas.microsoft.com/office/word/2015/wordml/symex" xmlns:wpg="http://schemas.microsoft.com/office/word/2010/wordprocessingGroup" xmlns:wpi="http://schemas.microsoft.com/office/word/2010/wordprocessingInk" xmlns:wne="http://schemas.microsoft.com/office/word/2006/wordml" xmlns:wps="http://schemas.microsoft.com/office/word/2010/wordprocessingShape"/>
-</file>
-
-<file path=word/endnotes.xml><?xml version="1.0" encoding="utf-8"?>
-<w:endnotes xmlns:wpc="http://schemas.microsoft.com/office/word/2010/wordprocessingCanvas" xmlns:mc="http://schemas.openxmlformats.org/markup-compatibility/2006" xmlns:o="urn:schemas-microsoft-com:office:office" xmlns:r="http://schemas.openxmlformats.org/officeDocument/2006/relationships" xmlns:m="http://schemas.openxmlformats.org/officeDocument/2006/math" xmlns:v="urn:schemas-microsoft-com:vml" xmlns:wp14="http://schemas.microsoft.com/office/word/2010/wordprocessingDrawing" xmlns:wp="http://schemas.openxmlformats.org/drawingml/2006/wordprocessingDrawing" xmlns:w10="urn:schemas-microsoft-com:office:word" xmlns:w="http://schemas.openxmlformats.org/wordprocessingml/2006/main" xmlns:w14="http://schemas.microsoft.com/office/word/2010/wordml" xmlns:w15="http://schemas.microsoft.com/office/word/2012/wordml" xmlns:wpg="http://schemas.microsoft.com/office/word/2010/wordprocessingGroup" xmlns:wpi="http://schemas.microsoft.com/office/word/2010/wordprocessingInk" xmlns:wne="http://schemas.microsoft.com/office/word/2006/wordml" xmlns:wps="http://schemas.microsoft.com/office/word/2010/wordprocessingShape" mc:Ignorable="w14 w15 wp14">
-  <w:endnote w:type="separator" w:id="-1">
-    <w:p>
-      <w:pPr>
-        <w:spacing w:after="0" w:line="240" w:lineRule="auto"/>
-      </w:pPr>
-      <w:r>
-        <w:rPr>
-          <w:rStyle w:val="EndnoteReference"/>
-        </w:rPr>
-        <w:endnoteRef/>
-      </w:r>
-      <w:r>
-        <w:separator/>
-      </w:r>
-    </w:p>
-  </w:endnote>
-  <w:endnote w:type="continuationSeparator" w:id="0">
-    <w:p>
-      <w:pPr>
-        <w:spacing w:after="0" w:line="240" w:lineRule="auto"/>
-      </w:pPr>
-      <w:r>
-        <w:rPr>
-          <w:rStyle w:val="EndnoteReference"/>
-        </w:rPr>
-        <w:endnoteRef/>
-      </w:r>
-      <w:r>
-        <w:continuationSeparator/>
-      </w:r>
-    </w:p>
-  </w:endnote>
-</w:endnotes>
-</file>
-
-<file path=word/footnotes.xml><?xml version="1.0" encoding="utf-8"?>
-<w:footnotes xmlns:wpc="http://schemas.microsoft.com/office/word/2010/wordprocessingCanvas" xmlns:mc="http://schemas.openxmlformats.org/markup-compatibility/2006" xmlns:o="urn:schemas-microsoft-com:office:office" xmlns:r="http://schemas.openxmlformats.org/officeDocument/2006/relationships" xmlns:m="http://schemas.openxmlformats.org/officeDocument/2006/math" xmlns:v="urn:schemas-microsoft-com:vml" xmlns:wp14="http://schemas.microsoft.com/office/word/2010/wordprocessingDrawing" xmlns:wp="http://schemas.openxmlformats.org/drawingml/2006/wordprocessingDrawing" xmlns:w10="urn:schemas-microsoft-com:office:word" xmlns:w="http://schemas.openxmlformats.org/wordprocessingml/2006/main" xmlns:w14="http://schemas.microsoft.com/office/word/2010/wordml" xmlns:w15="http://schemas.microsoft.com/office/word/2012/wordml" xmlns:wpg="http://schemas.microsoft.com/office/word/2010/wordprocessingGroup" xmlns:wpi="http://schemas.microsoft.com/office/word/2010/wordprocessingInk" xmlns:wne="http://schemas.microsoft.com/office/word/2006/wordml" xmlns:wps="http://schemas.microsoft.com/office/word/2010/wordprocessingShape" mc:Ignorable="w14 w15 wp14">
-  <w:footnote w:type="separator" w:id="-1">
-    <w:p>
-      <w:pPr>
-        <w:spacing w:after="0" w:line="240" w:lineRule="auto"/>
-      </w:pPr>
-      <w:r>
-        <w:rPr>
-          <w:rStyle w:val="FootnoteReference"/>
-        </w:rPr>
-        <w:footnoteRef/>
-      </w:r>
-      <w:r>
-        <w:separator/>
-      </w:r>
-    </w:p>
-  </w:footnote>
-  <w:footnote w:type="continuationSeparator" w:id="0">
-    <w:p>
-      <w:pPr>
-        <w:spacing w:after="0" w:line="240" w:lineRule="auto"/>
-      </w:pPr>
-      <w:r>
-        <w:rPr>
-          <w:rStyle w:val="FootnoteReference"/>
-        </w:rPr>
-        <w:footnoteRef/>
-      </w:r>
-      <w:r>
-        <w:continuationSeparator/>
-      </w:r>
-    </w:p>
-  </w:footnote>
-</w:footnotes>
-</file>
-
 <file path=word/numbering.xml><?xml version="1.0" encoding="utf-8"?>
-<w:numbering xmlns:wpc="http://schemas.microsoft.com/office/word/2010/wordprocessingCanvas" xmlns:mc="http://schemas.openxmlformats.org/markup-compatibility/2006" xmlns:o="urn:schemas-microsoft-com:office:office" xmlns:r="http://schemas.openxmlformats.org/officeDocument/2006/relationships" xmlns:m="http://schemas.openxmlformats.org/officeDocument/2006/math" xmlns:v="urn:schemas-microsoft-com:vml" xmlns:wp14="http://schemas.microsoft.com/office/word/2010/wordprocessingDrawing" xmlns:wp="http://schemas.openxmlformats.org/drawingml/2006/wordprocessingDrawing" xmlns:w10="urn:schemas-microsoft-com:office:word" xmlns:w="http://schemas.openxmlformats.org/wordprocessingml/2006/main" xmlns:w14="http://schemas.microsoft.com/office/word/2010/wordml" xmlns:w15="http://schemas.microsoft.com/office/word/2012/wordml" xmlns:wpg="http://schemas.microsoft.com/office/word/2010/wordprocessingGroup" xmlns:wpi="http://schemas.microsoft.com/office/word/2010/wordprocessingInk" xmlns:wne="http://schemas.microsoft.com/office/word/2006/wordml" xmlns:wps="http://schemas.microsoft.com/office/word/2010/wordprocessingShape" mc:Ignorable="w14 w15 wp14">
-  <w:abstractNum w:abstractNumId="1" w15:restartNumberingAfterBreak="0">
+<w:numbering xmlns:wpc="http://schemas.microsoft.com/office/word/2010/wordprocessingCanvas" xmlns:cx="http://schemas.microsoft.com/office/drawing/2014/chartex" xmlns:cx1="http://schemas.microsoft.com/office/drawing/2015/9/8/chartex" xmlns:cx2="http://schemas.microsoft.com/office/drawing/2015/10/21/chartex" xmlns:cx3="http://schemas.microsoft.com/office/drawing/2016/5/9/chartex" xmlns:cx4="http://schemas.microsoft.com/office/drawing/2016/5/10/chartex" xmlns:cx5="http://schemas.microsoft.com/office/drawing/2016/5/11/chartex" xmlns:cx6="http://schemas.microsoft.com/office/drawing/2016/5/12/chartex" xmlns:cx7="http://schemas.microsoft.com/office/drawing/2016/5/13/chartex" xmlns:cx8="http://schemas.microsoft.com/office/drawing/2016/5/14/chartex" xmlns:mc="http://schemas.openxmlformats.org/markup-compatibility/2006" xmlns:aink="http://schemas.microsoft.com/office/drawing/2016/ink" xmlns:am3d="http://schemas.microsoft.com/office/drawing/2017/model3d" xmlns:o="urn:schemas-microsoft-com:office:office" xmlns:oel="http://schemas.microsoft.com/office/2019/extlst" xmlns:r="http://schemas.openxmlformats.org/officeDocument/2006/relationships" xmlns:m="http://schemas.openxmlformats.org/officeDocument/2006/math" xmlns:v="urn:schemas-microsoft-com:vml" xmlns:wp14="http://schemas.microsoft.com/office/word/2010/wordprocessingDrawing" xmlns:wp="http://schemas.openxmlformats.org/drawingml/2006/wordprocessingDrawing" xmlns:w10="urn:schemas-microsoft-com:office:word" xmlns:w="http://schemas.openxmlformats.org/wordprocessingml/2006/main" xmlns:w14="http://schemas.microsoft.com/office/word/2010/wordml" xmlns:w15="http://schemas.microsoft.com/office/word/2012/wordml" xmlns:w16cex="http://schemas.microsoft.com/office/word/2018/wordml/cex" xmlns:w16cid="http://schemas.microsoft.com/office/word/2016/wordml/cid" xmlns:w16="http://schemas.microsoft.com/office/word/2018/wordml" xmlns:w16du="http://schemas.microsoft.com/office/word/2023/wordml/word16du" xmlns:w16sdtdh="http://schemas.microsoft.com/office/word/2020/wordml/sdtdatahash" xmlns:w16sdtfl="http://schemas.microsoft.com/office/word/2024/wordml/sdtformatlock" xmlns:w16se="http://schemas.microsoft.com/office/word/2015/wordml/symex" xmlns:wpg="http://schemas.microsoft.com/office/word/2010/wordprocessingGroup" xmlns:wpi="http://schemas.microsoft.com/office/word/2010/wordprocessingInk" xmlns:wne="http://schemas.microsoft.com/office/word/2006/wordml" xmlns:wps="http://schemas.microsoft.com/office/word/2010/wordprocessingShape" mc:Ignorable="w14 w15 w16se w16cid w16 w16cex w16sdtdh w16sdtfl w16du wp14">
+  <w:abstractNum w:abstractNumId="0" w15:restartNumberingAfterBreak="0">
+    <w:nsid w:val="6F9A3EA8"/>
     <w:multiLevelType w:val="hybridMultilevel"/>
-    <w:lvl w:ilvl="0" w15:tentative="1">
+    <w:tmpl w:val="D4D0B7EE"/>
+    <w:lvl w:ilvl="0" w:tplc="9A7AD75C">
       <w:start w:val="1"/>
       <w:numFmt w:val="bullet"/>
       <w:lvlText w:val="●"/>
@@ -847,7 +1080,7 @@
         <w:ind w:left="720" w:hanging="360"/>
       </w:pPr>
     </w:lvl>
-    <w:lvl w:ilvl="1" w15:tentative="1">
+    <w:lvl w:ilvl="1" w:tplc="5C42D63A">
       <w:start w:val="1"/>
       <w:numFmt w:val="bullet"/>
       <w:lvlText w:val="○"/>
@@ -856,7 +1089,7 @@
         <w:ind w:left="1440" w:hanging="360"/>
       </w:pPr>
     </w:lvl>
-    <w:lvl w:ilvl="2" w15:tentative="1">
+    <w:lvl w:ilvl="2" w:tplc="F49C8E62">
       <w:start w:val="1"/>
       <w:numFmt w:val="bullet"/>
       <w:lvlText w:val="■"/>
@@ -865,7 +1098,7 @@
         <w:ind w:left="2160" w:hanging="360"/>
       </w:pPr>
     </w:lvl>
-    <w:lvl w:ilvl="3" w15:tentative="1">
+    <w:lvl w:ilvl="3" w:tplc="B060C85E">
       <w:start w:val="1"/>
       <w:numFmt w:val="bullet"/>
       <w:lvlText w:val="●"/>
@@ -874,7 +1107,7 @@
         <w:ind w:left="2880" w:hanging="360"/>
       </w:pPr>
     </w:lvl>
-    <w:lvl w:ilvl="4" w15:tentative="1">
+    <w:lvl w:ilvl="4" w:tplc="42FC52D2">
       <w:start w:val="1"/>
       <w:numFmt w:val="bullet"/>
       <w:lvlText w:val="○"/>
@@ -883,7 +1116,7 @@
         <w:ind w:left="3600" w:hanging="360"/>
       </w:pPr>
     </w:lvl>
-    <w:lvl w:ilvl="5" w15:tentative="1">
+    <w:lvl w:ilvl="5" w:tplc="CFEC3598">
       <w:start w:val="1"/>
       <w:numFmt w:val="bullet"/>
       <w:lvlText w:val="■"/>
@@ -892,7 +1125,7 @@
         <w:ind w:left="4320" w:hanging="360"/>
       </w:pPr>
     </w:lvl>
-    <w:lvl w:ilvl="6" w15:tentative="1">
+    <w:lvl w:ilvl="6" w:tplc="90627F0E">
       <w:start w:val="1"/>
       <w:numFmt w:val="bullet"/>
       <w:lvlText w:val="●"/>
@@ -901,7 +1134,7 @@
         <w:ind w:left="5040" w:hanging="360"/>
       </w:pPr>
     </w:lvl>
-    <w:lvl w:ilvl="7" w15:tentative="1">
+    <w:lvl w:ilvl="7" w:tplc="B400F158">
       <w:start w:val="1"/>
       <w:numFmt w:val="bullet"/>
       <w:lvlText w:val="●"/>
@@ -910,7 +1143,7 @@
         <w:ind w:left="5760" w:hanging="360"/>
       </w:pPr>
     </w:lvl>
-    <w:lvl w:ilvl="8" w15:tentative="1">
+    <w:lvl w:ilvl="8" w:tplc="5BD6B23C">
       <w:start w:val="1"/>
       <w:numFmt w:val="bullet"/>
       <w:lvlText w:val="●"/>
@@ -920,8 +1153,8 @@
       </w:pPr>
     </w:lvl>
   </w:abstractNum>
-  <w:num w:numId="1">
-    <w:abstractNumId w:val="1"/>
+  <w:num w:numId="1" w16cid:durableId="921528972">
+    <w:abstractNumId w:val="0"/>
     <w:lvlOverride w:ilvl="0">
       <w:startOverride w:val="1"/>
     </w:lvlOverride>
@@ -930,26 +1163,405 @@
 </file>
 
 <file path=word/styles.xml><?xml version="1.0" encoding="utf-8"?>
-<w:styles xmlns:mc="http://schemas.openxmlformats.org/markup-compatibility/2006" xmlns:r="http://schemas.openxmlformats.org/officeDocument/2006/relationships" xmlns:w="http://schemas.openxmlformats.org/wordprocessingml/2006/main" xmlns:w14="http://schemas.microsoft.com/office/word/2010/wordml" xmlns:w15="http://schemas.microsoft.com/office/word/2012/wordml" mc:Ignorable="w14 w15">
+<w:styles xmlns:mc="http://schemas.openxmlformats.org/markup-compatibility/2006" xmlns:r="http://schemas.openxmlformats.org/officeDocument/2006/relationships" xmlns:w="http://schemas.openxmlformats.org/wordprocessingml/2006/main" xmlns:w14="http://schemas.microsoft.com/office/word/2010/wordml" xmlns:w15="http://schemas.microsoft.com/office/word/2012/wordml" xmlns:w16cex="http://schemas.microsoft.com/office/word/2018/wordml/cex" xmlns:w16cid="http://schemas.microsoft.com/office/word/2016/wordml/cid" xmlns:w16="http://schemas.microsoft.com/office/word/2018/wordml" xmlns:w16du="http://schemas.microsoft.com/office/word/2023/wordml/word16du" xmlns:w16sdtdh="http://schemas.microsoft.com/office/word/2020/wordml/sdtdatahash" xmlns:w16sdtfl="http://schemas.microsoft.com/office/word/2024/wordml/sdtformatlock" xmlns:w16se="http://schemas.microsoft.com/office/word/2015/wordml/symex" mc:Ignorable="w14 w15 w16se w16cid w16 w16cex w16sdtdh w16sdtfl w16du">
   <w:docDefaults>
-    <w:rPrDefault/>
+    <w:rPrDefault>
+      <w:rPr>
+        <w:rFonts w:ascii="Times New Roman" w:eastAsia="Times New Roman" w:hAnsi="Times New Roman" w:cs="Times New Roman"/>
+        <w:lang w:val="en-GB" w:eastAsia="en-GB" w:bidi="ar-SA"/>
+      </w:rPr>
+    </w:rPrDefault>
     <w:pPrDefault/>
   </w:docDefaults>
-  <w:style w:type="paragraph" w:styleId="Title">
-    <w:name w:val="Title"/>
-    <w:basedOn w:val="Normal"/>
-    <w:next w:val="Normal"/>
+  <w:latentStyles w:defLockedState="0" w:defUIPriority="99" w:defSemiHidden="0" w:defUnhideWhenUsed="0" w:defQFormat="0" w:count="376">
+    <w:lsdException w:name="Normal" w:uiPriority="0" w:qFormat="1"/>
+    <w:lsdException w:name="heading 1" w:uiPriority="9" w:qFormat="1"/>
+    <w:lsdException w:name="heading 2" w:semiHidden="1" w:uiPriority="9" w:unhideWhenUsed="1" w:qFormat="1"/>
+    <w:lsdException w:name="heading 3" w:semiHidden="1" w:uiPriority="9" w:unhideWhenUsed="1" w:qFormat="1"/>
+    <w:lsdException w:name="heading 4" w:semiHidden="1" w:uiPriority="9" w:unhideWhenUsed="1" w:qFormat="1"/>
+    <w:lsdException w:name="heading 5" w:semiHidden="1" w:uiPriority="9" w:unhideWhenUsed="1" w:qFormat="1"/>
+    <w:lsdException w:name="heading 6" w:semiHidden="1" w:uiPriority="9" w:unhideWhenUsed="1" w:qFormat="1"/>
+    <w:lsdException w:name="heading 7" w:semiHidden="1" w:uiPriority="9" w:unhideWhenUsed="1" w:qFormat="1"/>
+    <w:lsdException w:name="heading 8" w:semiHidden="1" w:uiPriority="9" w:unhideWhenUsed="1" w:qFormat="1"/>
+    <w:lsdException w:name="heading 9" w:semiHidden="1" w:uiPriority="9" w:unhideWhenUsed="1" w:qFormat="1"/>
+    <w:lsdException w:name="index 1" w:semiHidden="1" w:unhideWhenUsed="1"/>
+    <w:lsdException w:name="index 2" w:semiHidden="1" w:unhideWhenUsed="1"/>
+    <w:lsdException w:name="index 3" w:semiHidden="1" w:unhideWhenUsed="1"/>
+    <w:lsdException w:name="index 4" w:semiHidden="1" w:unhideWhenUsed="1"/>
+    <w:lsdException w:name="index 5" w:semiHidden="1" w:unhideWhenUsed="1"/>
+    <w:lsdException w:name="index 6" w:semiHidden="1" w:unhideWhenUsed="1"/>
+    <w:lsdException w:name="index 7" w:semiHidden="1" w:unhideWhenUsed="1"/>
+    <w:lsdException w:name="index 8" w:semiHidden="1" w:unhideWhenUsed="1"/>
+    <w:lsdException w:name="index 9" w:semiHidden="1" w:unhideWhenUsed="1"/>
+    <w:lsdException w:name="toc 1" w:semiHidden="1" w:uiPriority="39" w:unhideWhenUsed="1"/>
+    <w:lsdException w:name="toc 2" w:semiHidden="1" w:uiPriority="39" w:unhideWhenUsed="1"/>
+    <w:lsdException w:name="toc 3" w:semiHidden="1" w:uiPriority="39" w:unhideWhenUsed="1"/>
+    <w:lsdException w:name="toc 4" w:semiHidden="1" w:uiPriority="39" w:unhideWhenUsed="1"/>
+    <w:lsdException w:name="toc 5" w:semiHidden="1" w:uiPriority="39" w:unhideWhenUsed="1"/>
+    <w:lsdException w:name="toc 6" w:semiHidden="1" w:uiPriority="39" w:unhideWhenUsed="1"/>
+    <w:lsdException w:name="toc 7" w:semiHidden="1" w:uiPriority="39" w:unhideWhenUsed="1"/>
+    <w:lsdException w:name="toc 8" w:semiHidden="1" w:uiPriority="39" w:unhideWhenUsed="1"/>
+    <w:lsdException w:name="toc 9" w:semiHidden="1" w:uiPriority="39" w:unhideWhenUsed="1"/>
+    <w:lsdException w:name="Normal Indent" w:semiHidden="1" w:unhideWhenUsed="1"/>
+    <w:lsdException w:name="footnote text" w:semiHidden="1" w:unhideWhenUsed="1"/>
+    <w:lsdException w:name="annotation text" w:semiHidden="1" w:unhideWhenUsed="1"/>
+    <w:lsdException w:name="header" w:semiHidden="1" w:unhideWhenUsed="1"/>
+    <w:lsdException w:name="footer" w:semiHidden="1" w:unhideWhenUsed="1"/>
+    <w:lsdException w:name="index heading" w:semiHidden="1" w:unhideWhenUsed="1"/>
+    <w:lsdException w:name="caption" w:semiHidden="1" w:uiPriority="35" w:unhideWhenUsed="1" w:qFormat="1"/>
+    <w:lsdException w:name="table of figures" w:semiHidden="1" w:unhideWhenUsed="1"/>
+    <w:lsdException w:name="envelope address" w:semiHidden="1" w:unhideWhenUsed="1"/>
+    <w:lsdException w:name="envelope return" w:semiHidden="1" w:unhideWhenUsed="1"/>
+    <w:lsdException w:name="footnote reference" w:semiHidden="1" w:unhideWhenUsed="1"/>
+    <w:lsdException w:name="annotation reference" w:semiHidden="1" w:unhideWhenUsed="1"/>
+    <w:lsdException w:name="line number" w:semiHidden="1" w:unhideWhenUsed="1"/>
+    <w:lsdException w:name="page number" w:semiHidden="1" w:unhideWhenUsed="1"/>
+    <w:lsdException w:name="endnote reference" w:semiHidden="1" w:unhideWhenUsed="1"/>
+    <w:lsdException w:name="endnote text" w:semiHidden="1" w:unhideWhenUsed="1"/>
+    <w:lsdException w:name="table of authorities" w:semiHidden="1" w:unhideWhenUsed="1"/>
+    <w:lsdException w:name="macro" w:semiHidden="1" w:unhideWhenUsed="1"/>
+    <w:lsdException w:name="toa heading" w:semiHidden="1" w:unhideWhenUsed="1"/>
+    <w:lsdException w:name="List" w:semiHidden="1" w:unhideWhenUsed="1"/>
+    <w:lsdException w:name="List Bullet" w:semiHidden="1" w:unhideWhenUsed="1"/>
+    <w:lsdException w:name="List Number" w:semiHidden="1" w:unhideWhenUsed="1"/>
+    <w:lsdException w:name="List 2" w:semiHidden="1" w:unhideWhenUsed="1"/>
+    <w:lsdException w:name="List 3" w:semiHidden="1" w:unhideWhenUsed="1"/>
+    <w:lsdException w:name="List 4" w:semiHidden="1" w:unhideWhenUsed="1"/>
+    <w:lsdException w:name="List 5" w:semiHidden="1" w:unhideWhenUsed="1"/>
+    <w:lsdException w:name="List Bullet 2" w:semiHidden="1" w:unhideWhenUsed="1"/>
+    <w:lsdException w:name="List Bullet 3" w:semiHidden="1" w:unhideWhenUsed="1"/>
+    <w:lsdException w:name="List Bullet 4" w:semiHidden="1" w:unhideWhenUsed="1"/>
+    <w:lsdException w:name="List Bullet 5" w:semiHidden="1" w:unhideWhenUsed="1"/>
+    <w:lsdException w:name="List Number 2" w:semiHidden="1" w:unhideWhenUsed="1"/>
+    <w:lsdException w:name="List Number 3" w:semiHidden="1" w:unhideWhenUsed="1"/>
+    <w:lsdException w:name="List Number 4" w:semiHidden="1" w:unhideWhenUsed="1"/>
+    <w:lsdException w:name="List Number 5" w:semiHidden="1" w:unhideWhenUsed="1"/>
+    <w:lsdException w:name="Title" w:uiPriority="10" w:qFormat="1"/>
+    <w:lsdException w:name="Closing" w:semiHidden="1" w:unhideWhenUsed="1"/>
+    <w:lsdException w:name="Signature" w:semiHidden="1" w:unhideWhenUsed="1"/>
+    <w:lsdException w:name="Default Paragraph Font" w:semiHidden="1" w:uiPriority="1" w:unhideWhenUsed="1"/>
+    <w:lsdException w:name="Body Text" w:semiHidden="1" w:unhideWhenUsed="1"/>
+    <w:lsdException w:name="Body Text Indent" w:semiHidden="1" w:unhideWhenUsed="1"/>
+    <w:lsdException w:name="List Continue" w:semiHidden="1" w:unhideWhenUsed="1"/>
+    <w:lsdException w:name="List Continue 2" w:semiHidden="1" w:unhideWhenUsed="1"/>
+    <w:lsdException w:name="List Continue 3" w:semiHidden="1" w:unhideWhenUsed="1"/>
+    <w:lsdException w:name="List Continue 4" w:semiHidden="1" w:unhideWhenUsed="1"/>
+    <w:lsdException w:name="List Continue 5" w:semiHidden="1" w:unhideWhenUsed="1"/>
+    <w:lsdException w:name="Message Header" w:semiHidden="1" w:unhideWhenUsed="1"/>
+    <w:lsdException w:name="Subtitle" w:uiPriority="11" w:qFormat="1"/>
+    <w:lsdException w:name="Salutation" w:semiHidden="1" w:unhideWhenUsed="1"/>
+    <w:lsdException w:name="Date" w:semiHidden="1" w:unhideWhenUsed="1"/>
+    <w:lsdException w:name="Body Text First Indent" w:semiHidden="1" w:unhideWhenUsed="1"/>
+    <w:lsdException w:name="Body Text First Indent 2" w:semiHidden="1" w:unhideWhenUsed="1"/>
+    <w:lsdException w:name="Note Heading" w:semiHidden="1" w:unhideWhenUsed="1"/>
+    <w:lsdException w:name="Body Text 2" w:semiHidden="1" w:unhideWhenUsed="1"/>
+    <w:lsdException w:name="Body Text 3" w:semiHidden="1" w:unhideWhenUsed="1"/>
+    <w:lsdException w:name="Body Text Indent 2" w:semiHidden="1" w:unhideWhenUsed="1"/>
+    <w:lsdException w:name="Body Text Indent 3" w:semiHidden="1" w:unhideWhenUsed="1"/>
+    <w:lsdException w:name="Block Text" w:semiHidden="1" w:unhideWhenUsed="1"/>
+    <w:lsdException w:name="Hyperlink" w:semiHidden="1" w:unhideWhenUsed="1"/>
+    <w:lsdException w:name="FollowedHyperlink" w:semiHidden="1" w:unhideWhenUsed="1"/>
+    <w:lsdException w:name="Strong" w:uiPriority="22" w:qFormat="1"/>
+    <w:lsdException w:name="Emphasis" w:uiPriority="20" w:qFormat="1"/>
+    <w:lsdException w:name="Document Map" w:semiHidden="1" w:unhideWhenUsed="1"/>
+    <w:lsdException w:name="Plain Text" w:semiHidden="1" w:unhideWhenUsed="1"/>
+    <w:lsdException w:name="E-mail Signature" w:semiHidden="1" w:unhideWhenUsed="1"/>
+    <w:lsdException w:name="HTML Top of Form" w:semiHidden="1" w:unhideWhenUsed="1"/>
+    <w:lsdException w:name="HTML Bottom of Form" w:semiHidden="1" w:unhideWhenUsed="1"/>
+    <w:lsdException w:name="Normal (Web)" w:semiHidden="1" w:unhideWhenUsed="1"/>
+    <w:lsdException w:name="HTML Acronym" w:semiHidden="1" w:unhideWhenUsed="1"/>
+    <w:lsdException w:name="HTML Address" w:semiHidden="1" w:unhideWhenUsed="1"/>
+    <w:lsdException w:name="HTML Cite" w:semiHidden="1" w:unhideWhenUsed="1"/>
+    <w:lsdException w:name="HTML Code" w:semiHidden="1" w:unhideWhenUsed="1"/>
+    <w:lsdException w:name="HTML Definition" w:semiHidden="1" w:unhideWhenUsed="1"/>
+    <w:lsdException w:name="HTML Keyboard" w:semiHidden="1" w:unhideWhenUsed="1"/>
+    <w:lsdException w:name="HTML Preformatted" w:semiHidden="1" w:unhideWhenUsed="1"/>
+    <w:lsdException w:name="HTML Sample" w:semiHidden="1" w:unhideWhenUsed="1"/>
+    <w:lsdException w:name="HTML Typewriter" w:semiHidden="1" w:unhideWhenUsed="1"/>
+    <w:lsdException w:name="HTML Variable" w:semiHidden="1" w:unhideWhenUsed="1"/>
+    <w:lsdException w:name="Normal Table" w:semiHidden="1" w:unhideWhenUsed="1"/>
+    <w:lsdException w:name="annotation subject" w:semiHidden="1" w:unhideWhenUsed="1"/>
+    <w:lsdException w:name="No List" w:semiHidden="1" w:unhideWhenUsed="1"/>
+    <w:lsdException w:name="Outline List 1" w:semiHidden="1" w:unhideWhenUsed="1"/>
+    <w:lsdException w:name="Outline List 2" w:semiHidden="1" w:unhideWhenUsed="1"/>
+    <w:lsdException w:name="Outline List 3" w:semiHidden="1" w:unhideWhenUsed="1"/>
+    <w:lsdException w:name="Table Simple 1" w:semiHidden="1" w:unhideWhenUsed="1"/>
+    <w:lsdException w:name="Table Simple 2" w:semiHidden="1" w:unhideWhenUsed="1"/>
+    <w:lsdException w:name="Table Simple 3" w:semiHidden="1" w:unhideWhenUsed="1"/>
+    <w:lsdException w:name="Table Classic 1" w:semiHidden="1" w:unhideWhenUsed="1"/>
+    <w:lsdException w:name="Table Classic 2" w:semiHidden="1" w:unhideWhenUsed="1"/>
+    <w:lsdException w:name="Table Classic 3" w:semiHidden="1" w:unhideWhenUsed="1"/>
+    <w:lsdException w:name="Table Classic 4" w:semiHidden="1" w:unhideWhenUsed="1"/>
+    <w:lsdException w:name="Table Colorful 1" w:semiHidden="1" w:unhideWhenUsed="1"/>
+    <w:lsdException w:name="Table Colorful 2" w:semiHidden="1" w:unhideWhenUsed="1"/>
+    <w:lsdException w:name="Table Colorful 3" w:semiHidden="1" w:unhideWhenUsed="1"/>
+    <w:lsdException w:name="Table Columns 1" w:semiHidden="1" w:unhideWhenUsed="1"/>
+    <w:lsdException w:name="Table Columns 2" w:semiHidden="1" w:unhideWhenUsed="1"/>
+    <w:lsdException w:name="Table Columns 3" w:semiHidden="1" w:unhideWhenUsed="1"/>
+    <w:lsdException w:name="Table Columns 4" w:semiHidden="1" w:unhideWhenUsed="1"/>
+    <w:lsdException w:name="Table Columns 5" w:semiHidden="1" w:unhideWhenUsed="1"/>
+    <w:lsdException w:name="Table Grid 1" w:semiHidden="1" w:unhideWhenUsed="1"/>
+    <w:lsdException w:name="Table Grid 2" w:semiHidden="1" w:unhideWhenUsed="1"/>
+    <w:lsdException w:name="Table Grid 3" w:semiHidden="1" w:unhideWhenUsed="1"/>
+    <w:lsdException w:name="Table Grid 4" w:semiHidden="1" w:unhideWhenUsed="1"/>
+    <w:lsdException w:name="Table Grid 5" w:semiHidden="1" w:unhideWhenUsed="1"/>
+    <w:lsdException w:name="Table Grid 6" w:semiHidden="1" w:unhideWhenUsed="1"/>
+    <w:lsdException w:name="Table Grid 7" w:semiHidden="1" w:unhideWhenUsed="1"/>
+    <w:lsdException w:name="Table Grid 8" w:semiHidden="1" w:unhideWhenUsed="1"/>
+    <w:lsdException w:name="Table List 1" w:semiHidden="1" w:unhideWhenUsed="1"/>
+    <w:lsdException w:name="Table List 2" w:semiHidden="1" w:unhideWhenUsed="1"/>
+    <w:lsdException w:name="Table List 3" w:semiHidden="1" w:unhideWhenUsed="1"/>
+    <w:lsdException w:name="Table List 4" w:semiHidden="1" w:unhideWhenUsed="1"/>
+    <w:lsdException w:name="Table List 5" w:semiHidden="1" w:unhideWhenUsed="1"/>
+    <w:lsdException w:name="Table List 6" w:semiHidden="1" w:unhideWhenUsed="1"/>
+    <w:lsdException w:name="Table List 7" w:semiHidden="1" w:unhideWhenUsed="1"/>
+    <w:lsdException w:name="Table List 8" w:semiHidden="1" w:unhideWhenUsed="1"/>
+    <w:lsdException w:name="Table 3D effects 1" w:semiHidden="1" w:unhideWhenUsed="1"/>
+    <w:lsdException w:name="Table 3D effects 2" w:semiHidden="1" w:unhideWhenUsed="1"/>
+    <w:lsdException w:name="Table 3D effects 3" w:semiHidden="1" w:unhideWhenUsed="1"/>
+    <w:lsdException w:name="Table Contemporary" w:semiHidden="1" w:unhideWhenUsed="1"/>
+    <w:lsdException w:name="Table Elegant" w:semiHidden="1" w:unhideWhenUsed="1"/>
+    <w:lsdException w:name="Table Professional" w:semiHidden="1" w:unhideWhenUsed="1"/>
+    <w:lsdException w:name="Table Subtle 1" w:semiHidden="1" w:unhideWhenUsed="1"/>
+    <w:lsdException w:name="Table Subtle 2" w:semiHidden="1" w:unhideWhenUsed="1"/>
+    <w:lsdException w:name="Table Web 1" w:semiHidden="1" w:unhideWhenUsed="1"/>
+    <w:lsdException w:name="Table Web 2" w:semiHidden="1" w:unhideWhenUsed="1"/>
+    <w:lsdException w:name="Table Web 3" w:semiHidden="1" w:unhideWhenUsed="1"/>
+    <w:lsdException w:name="Balloon Text" w:semiHidden="1" w:unhideWhenUsed="1"/>
+    <w:lsdException w:name="Table Grid" w:uiPriority="39"/>
+    <w:lsdException w:name="Table Theme" w:semiHidden="1" w:unhideWhenUsed="1"/>
+    <w:lsdException w:name="Placeholder Text" w:semiHidden="1"/>
+    <w:lsdException w:name="No Spacing" w:uiPriority="1" w:qFormat="1"/>
+    <w:lsdException w:name="Light Shading" w:uiPriority="60"/>
+    <w:lsdException w:name="Light List" w:uiPriority="61"/>
+    <w:lsdException w:name="Light Grid" w:uiPriority="62"/>
+    <w:lsdException w:name="Medium Shading 1" w:uiPriority="63"/>
+    <w:lsdException w:name="Medium Shading 2" w:uiPriority="64"/>
+    <w:lsdException w:name="Medium List 1" w:uiPriority="65"/>
+    <w:lsdException w:name="Medium List 2" w:uiPriority="66"/>
+    <w:lsdException w:name="Medium Grid 1" w:uiPriority="67"/>
+    <w:lsdException w:name="Medium Grid 2" w:uiPriority="68"/>
+    <w:lsdException w:name="Medium Grid 3" w:uiPriority="69"/>
+    <w:lsdException w:name="Dark List" w:uiPriority="70"/>
+    <w:lsdException w:name="Colorful Shading" w:uiPriority="71"/>
+    <w:lsdException w:name="Colorful List" w:uiPriority="72"/>
+    <w:lsdException w:name="Colorful Grid" w:uiPriority="73"/>
+    <w:lsdException w:name="Light Shading Accent 1" w:uiPriority="60"/>
+    <w:lsdException w:name="Light List Accent 1" w:uiPriority="61"/>
+    <w:lsdException w:name="Light Grid Accent 1" w:uiPriority="62"/>
+    <w:lsdException w:name="Medium Shading 1 Accent 1" w:uiPriority="63"/>
+    <w:lsdException w:name="Medium Shading 2 Accent 1" w:uiPriority="64"/>
+    <w:lsdException w:name="Medium List 1 Accent 1" w:uiPriority="65"/>
+    <w:lsdException w:name="Revision" w:semiHidden="1"/>
+    <w:lsdException w:name="List Paragraph" w:uiPriority="34" w:qFormat="1"/>
+    <w:lsdException w:name="Quote" w:uiPriority="29" w:qFormat="1"/>
+    <w:lsdException w:name="Intense Quote" w:uiPriority="30" w:qFormat="1"/>
+    <w:lsdException w:name="Medium List 2 Accent 1" w:uiPriority="66"/>
+    <w:lsdException w:name="Medium Grid 1 Accent 1" w:uiPriority="67"/>
+    <w:lsdException w:name="Medium Grid 2 Accent 1" w:uiPriority="68"/>
+    <w:lsdException w:name="Medium Grid 3 Accent 1" w:uiPriority="69"/>
+    <w:lsdException w:name="Dark List Accent 1" w:uiPriority="70"/>
+    <w:lsdException w:name="Colorful Shading Accent 1" w:uiPriority="71"/>
+    <w:lsdException w:name="Colorful List Accent 1" w:uiPriority="72"/>
+    <w:lsdException w:name="Colorful Grid Accent 1" w:uiPriority="73"/>
+    <w:lsdException w:name="Light Shading Accent 2" w:uiPriority="60"/>
+    <w:lsdException w:name="Light List Accent 2" w:uiPriority="61"/>
+    <w:lsdException w:name="Light Grid Accent 2" w:uiPriority="62"/>
+    <w:lsdException w:name="Medium Shading 1 Accent 2" w:uiPriority="63"/>
+    <w:lsdException w:name="Medium Shading 2 Accent 2" w:uiPriority="64"/>
+    <w:lsdException w:name="Medium List 1 Accent 2" w:uiPriority="65"/>
+    <w:lsdException w:name="Medium List 2 Accent 2" w:uiPriority="66"/>
+    <w:lsdException w:name="Medium Grid 1 Accent 2" w:uiPriority="67"/>
+    <w:lsdException w:name="Medium Grid 2 Accent 2" w:uiPriority="68"/>
+    <w:lsdException w:name="Medium Grid 3 Accent 2" w:uiPriority="69"/>
+    <w:lsdException w:name="Dark List Accent 2" w:uiPriority="70"/>
+    <w:lsdException w:name="Colorful Shading Accent 2" w:uiPriority="71"/>
+    <w:lsdException w:name="Colorful List Accent 2" w:uiPriority="72"/>
+    <w:lsdException w:name="Colorful Grid Accent 2" w:uiPriority="73"/>
+    <w:lsdException w:name="Light Shading Accent 3" w:uiPriority="60"/>
+    <w:lsdException w:name="Light List Accent 3" w:uiPriority="61"/>
+    <w:lsdException w:name="Light Grid Accent 3" w:uiPriority="62"/>
+    <w:lsdException w:name="Medium Shading 1 Accent 3" w:uiPriority="63"/>
+    <w:lsdException w:name="Medium Shading 2 Accent 3" w:uiPriority="64"/>
+    <w:lsdException w:name="Medium List 1 Accent 3" w:uiPriority="65"/>
+    <w:lsdException w:name="Medium List 2 Accent 3" w:uiPriority="66"/>
+    <w:lsdException w:name="Medium Grid 1 Accent 3" w:uiPriority="67"/>
+    <w:lsdException w:name="Medium Grid 2 Accent 3" w:uiPriority="68"/>
+    <w:lsdException w:name="Medium Grid 3 Accent 3" w:uiPriority="69"/>
+    <w:lsdException w:name="Dark List Accent 3" w:uiPriority="70"/>
+    <w:lsdException w:name="Colorful Shading Accent 3" w:uiPriority="71"/>
+    <w:lsdException w:name="Colorful List Accent 3" w:uiPriority="72"/>
+    <w:lsdException w:name="Colorful Grid Accent 3" w:uiPriority="73"/>
+    <w:lsdException w:name="Light Shading Accent 4" w:uiPriority="60"/>
+    <w:lsdException w:name="Light List Accent 4" w:uiPriority="61"/>
+    <w:lsdException w:name="Light Grid Accent 4" w:uiPriority="62"/>
+    <w:lsdException w:name="Medium Shading 1 Accent 4" w:uiPriority="63"/>
+    <w:lsdException w:name="Medium Shading 2 Accent 4" w:uiPriority="64"/>
+    <w:lsdException w:name="Medium List 1 Accent 4" w:uiPriority="65"/>
+    <w:lsdException w:name="Medium List 2 Accent 4" w:uiPriority="66"/>
+    <w:lsdException w:name="Medium Grid 1 Accent 4" w:uiPriority="67"/>
+    <w:lsdException w:name="Medium Grid 2 Accent 4" w:uiPriority="68"/>
+    <w:lsdException w:name="Medium Grid 3 Accent 4" w:uiPriority="69"/>
+    <w:lsdException w:name="Dark List Accent 4" w:uiPriority="70"/>
+    <w:lsdException w:name="Colorful Shading Accent 4" w:uiPriority="71"/>
+    <w:lsdException w:name="Colorful List Accent 4" w:uiPriority="72"/>
+    <w:lsdException w:name="Colorful Grid Accent 4" w:uiPriority="73"/>
+    <w:lsdException w:name="Light Shading Accent 5" w:uiPriority="60"/>
+    <w:lsdException w:name="Light List Accent 5" w:uiPriority="61"/>
+    <w:lsdException w:name="Light Grid Accent 5" w:uiPriority="62"/>
+    <w:lsdException w:name="Medium Shading 1 Accent 5" w:uiPriority="63"/>
+    <w:lsdException w:name="Medium Shading 2 Accent 5" w:uiPriority="64"/>
+    <w:lsdException w:name="Medium List 1 Accent 5" w:uiPriority="65"/>
+    <w:lsdException w:name="Medium List 2 Accent 5" w:uiPriority="66"/>
+    <w:lsdException w:name="Medium Grid 1 Accent 5" w:uiPriority="67"/>
+    <w:lsdException w:name="Medium Grid 2 Accent 5" w:uiPriority="68"/>
+    <w:lsdException w:name="Medium Grid 3 Accent 5" w:uiPriority="69"/>
+    <w:lsdException w:name="Dark List Accent 5" w:uiPriority="70"/>
+    <w:lsdException w:name="Colorful Shading Accent 5" w:uiPriority="71"/>
+    <w:lsdException w:name="Colorful List Accent 5" w:uiPriority="72"/>
+    <w:lsdException w:name="Colorful Grid Accent 5" w:uiPriority="73"/>
+    <w:lsdException w:name="Light Shading Accent 6" w:uiPriority="60"/>
+    <w:lsdException w:name="Light List Accent 6" w:uiPriority="61"/>
+    <w:lsdException w:name="Light Grid Accent 6" w:uiPriority="62"/>
+    <w:lsdException w:name="Medium Shading 1 Accent 6" w:uiPriority="63"/>
+    <w:lsdException w:name="Medium Shading 2 Accent 6" w:uiPriority="64"/>
+    <w:lsdException w:name="Medium List 1 Accent 6" w:uiPriority="65"/>
+    <w:lsdException w:name="Medium List 2 Accent 6" w:uiPriority="66"/>
+    <w:lsdException w:name="Medium Grid 1 Accent 6" w:uiPriority="67"/>
+    <w:lsdException w:name="Medium Grid 2 Accent 6" w:uiPriority="68"/>
+    <w:lsdException w:name="Medium Grid 3 Accent 6" w:uiPriority="69"/>
+    <w:lsdException w:name="Dark List Accent 6" w:uiPriority="70"/>
+    <w:lsdException w:name="Colorful Shading Accent 6" w:uiPriority="71"/>
+    <w:lsdException w:name="Colorful List Accent 6" w:uiPriority="72"/>
+    <w:lsdException w:name="Colorful Grid Accent 6" w:uiPriority="73"/>
+    <w:lsdException w:name="Subtle Emphasis" w:uiPriority="19" w:qFormat="1"/>
+    <w:lsdException w:name="Intense Emphasis" w:uiPriority="21" w:qFormat="1"/>
+    <w:lsdException w:name="Subtle Reference" w:uiPriority="31" w:qFormat="1"/>
+    <w:lsdException w:name="Intense Reference" w:uiPriority="32" w:qFormat="1"/>
+    <w:lsdException w:name="Book Title" w:uiPriority="33" w:qFormat="1"/>
+    <w:lsdException w:name="Bibliography" w:semiHidden="1" w:uiPriority="37" w:unhideWhenUsed="1"/>
+    <w:lsdException w:name="TOC Heading" w:semiHidden="1" w:uiPriority="39" w:unhideWhenUsed="1" w:qFormat="1"/>
+    <w:lsdException w:name="Plain Table 1" w:uiPriority="41"/>
+    <w:lsdException w:name="Plain Table 2" w:uiPriority="42"/>
+    <w:lsdException w:name="Plain Table 3" w:uiPriority="43"/>
+    <w:lsdException w:name="Plain Table 4" w:uiPriority="44"/>
+    <w:lsdException w:name="Plain Table 5" w:uiPriority="45"/>
+    <w:lsdException w:name="Grid Table Light" w:uiPriority="40"/>
+    <w:lsdException w:name="Grid Table 1 Light" w:uiPriority="46"/>
+    <w:lsdException w:name="Grid Table 2" w:uiPriority="47"/>
+    <w:lsdException w:name="Grid Table 3" w:uiPriority="48"/>
+    <w:lsdException w:name="Grid Table 4" w:uiPriority="49"/>
+    <w:lsdException w:name="Grid Table 5 Dark" w:uiPriority="50"/>
+    <w:lsdException w:name="Grid Table 6 Colorful" w:uiPriority="51"/>
+    <w:lsdException w:name="Grid Table 7 Colorful" w:uiPriority="52"/>
+    <w:lsdException w:name="Grid Table 1 Light Accent 1" w:uiPriority="46"/>
+    <w:lsdException w:name="Grid Table 2 Accent 1" w:uiPriority="47"/>
+    <w:lsdException w:name="Grid Table 3 Accent 1" w:uiPriority="48"/>
+    <w:lsdException w:name="Grid Table 4 Accent 1" w:uiPriority="49"/>
+    <w:lsdException w:name="Grid Table 5 Dark Accent 1" w:uiPriority="50"/>
+    <w:lsdException w:name="Grid Table 6 Colorful Accent 1" w:uiPriority="51"/>
+    <w:lsdException w:name="Grid Table 7 Colorful Accent 1" w:uiPriority="52"/>
+    <w:lsdException w:name="Grid Table 1 Light Accent 2" w:uiPriority="46"/>
+    <w:lsdException w:name="Grid Table 2 Accent 2" w:uiPriority="47"/>
+    <w:lsdException w:name="Grid Table 3 Accent 2" w:uiPriority="48"/>
+    <w:lsdException w:name="Grid Table 4 Accent 2" w:uiPriority="49"/>
+    <w:lsdException w:name="Grid Table 5 Dark Accent 2" w:uiPriority="50"/>
+    <w:lsdException w:name="Grid Table 6 Colorful Accent 2" w:uiPriority="51"/>
+    <w:lsdException w:name="Grid Table 7 Colorful Accent 2" w:uiPriority="52"/>
+    <w:lsdException w:name="Grid Table 1 Light Accent 3" w:uiPriority="46"/>
+    <w:lsdException w:name="Grid Table 2 Accent 3" w:uiPriority="47"/>
+    <w:lsdException w:name="Grid Table 3 Accent 3" w:uiPriority="48"/>
+    <w:lsdException w:name="Grid Table 4 Accent 3" w:uiPriority="49"/>
+    <w:lsdException w:name="Grid Table 5 Dark Accent 3" w:uiPriority="50"/>
+    <w:lsdException w:name="Grid Table 6 Colorful Accent 3" w:uiPriority="51"/>
+    <w:lsdException w:name="Grid Table 7 Colorful Accent 3" w:uiPriority="52"/>
+    <w:lsdException w:name="Grid Table 1 Light Accent 4" w:uiPriority="46"/>
+    <w:lsdException w:name="Grid Table 2 Accent 4" w:uiPriority="47"/>
+    <w:lsdException w:name="Grid Table 3 Accent 4" w:uiPriority="48"/>
+    <w:lsdException w:name="Grid Table 4 Accent 4" w:uiPriority="49"/>
+    <w:lsdException w:name="Grid Table 5 Dark Accent 4" w:uiPriority="50"/>
+    <w:lsdException w:name="Grid Table 6 Colorful Accent 4" w:uiPriority="51"/>
+    <w:lsdException w:name="Grid Table 7 Colorful Accent 4" w:uiPriority="52"/>
+    <w:lsdException w:name="Grid Table 1 Light Accent 5" w:uiPriority="46"/>
+    <w:lsdException w:name="Grid Table 2 Accent 5" w:uiPriority="47"/>
+    <w:lsdException w:name="Grid Table 3 Accent 5" w:uiPriority="48"/>
+    <w:lsdException w:name="Grid Table 4 Accent 5" w:uiPriority="49"/>
+    <w:lsdException w:name="Grid Table 5 Dark Accent 5" w:uiPriority="50"/>
+    <w:lsdException w:name="Grid Table 6 Colorful Accent 5" w:uiPriority="51"/>
+    <w:lsdException w:name="Grid Table 7 Colorful Accent 5" w:uiPriority="52"/>
+    <w:lsdException w:name="Grid Table 1 Light Accent 6" w:uiPriority="46"/>
+    <w:lsdException w:name="Grid Table 2 Accent 6" w:uiPriority="47"/>
+    <w:lsdException w:name="Grid Table 3 Accent 6" w:uiPriority="48"/>
+    <w:lsdException w:name="Grid Table 4 Accent 6" w:uiPriority="49"/>
+    <w:lsdException w:name="Grid Table 5 Dark Accent 6" w:uiPriority="50"/>
+    <w:lsdException w:name="Grid Table 6 Colorful Accent 6" w:uiPriority="51"/>
+    <w:lsdException w:name="Grid Table 7 Colorful Accent 6" w:uiPriority="52"/>
+    <w:lsdException w:name="List Table 1 Light" w:uiPriority="46"/>
+    <w:lsdException w:name="List Table 2" w:uiPriority="47"/>
+    <w:lsdException w:name="List Table 3" w:uiPriority="48"/>
+    <w:lsdException w:name="List Table 4" w:uiPriority="49"/>
+    <w:lsdException w:name="List Table 5 Dark" w:uiPriority="50"/>
+    <w:lsdException w:name="List Table 6 Colorful" w:uiPriority="51"/>
+    <w:lsdException w:name="List Table 7 Colorful" w:uiPriority="52"/>
+    <w:lsdException w:name="List Table 1 Light Accent 1" w:uiPriority="46"/>
+    <w:lsdException w:name="List Table 2 Accent 1" w:uiPriority="47"/>
+    <w:lsdException w:name="List Table 3 Accent 1" w:uiPriority="48"/>
+    <w:lsdException w:name="List Table 4 Accent 1" w:uiPriority="49"/>
+    <w:lsdException w:name="List Table 5 Dark Accent 1" w:uiPriority="50"/>
+    <w:lsdException w:name="List Table 6 Colorful Accent 1" w:uiPriority="51"/>
+    <w:lsdException w:name="List Table 7 Colorful Accent 1" w:uiPriority="52"/>
+    <w:lsdException w:name="List Table 1 Light Accent 2" w:uiPriority="46"/>
+    <w:lsdException w:name="List Table 2 Accent 2" w:uiPriority="47"/>
+    <w:lsdException w:name="List Table 3 Accent 2" w:uiPriority="48"/>
+    <w:lsdException w:name="List Table 4 Accent 2" w:uiPriority="49"/>
+    <w:lsdException w:name="List Table 5 Dark Accent 2" w:uiPriority="50"/>
+    <w:lsdException w:name="List Table 6 Colorful Accent 2" w:uiPriority="51"/>
+    <w:lsdException w:name="List Table 7 Colorful Accent 2" w:uiPriority="52"/>
+    <w:lsdException w:name="List Table 1 Light Accent 3" w:uiPriority="46"/>
+    <w:lsdException w:name="List Table 2 Accent 3" w:uiPriority="47"/>
+    <w:lsdException w:name="List Table 3 Accent 3" w:uiPriority="48"/>
+    <w:lsdException w:name="List Table 4 Accent 3" w:uiPriority="49"/>
+    <w:lsdException w:name="List Table 5 Dark Accent 3" w:uiPriority="50"/>
+    <w:lsdException w:name="List Table 6 Colorful Accent 3" w:uiPriority="51"/>
+    <w:lsdException w:name="List Table 7 Colorful Accent 3" w:uiPriority="52"/>
+    <w:lsdException w:name="List Table 1 Light Accent 4" w:uiPriority="46"/>
+    <w:lsdException w:name="List Table 2 Accent 4" w:uiPriority="47"/>
+    <w:lsdException w:name="List Table 3 Accent 4" w:uiPriority="48"/>
+    <w:lsdException w:name="List Table 4 Accent 4" w:uiPriority="49"/>
+    <w:lsdException w:name="List Table 5 Dark Accent 4" w:uiPriority="50"/>
+    <w:lsdException w:name="List Table 6 Colorful Accent 4" w:uiPriority="51"/>
+    <w:lsdException w:name="List Table 7 Colorful Accent 4" w:uiPriority="52"/>
+    <w:lsdException w:name="List Table 1 Light Accent 5" w:uiPriority="46"/>
+    <w:lsdException w:name="List Table 2 Accent 5" w:uiPriority="47"/>
+    <w:lsdException w:name="List Table 3 Accent 5" w:uiPriority="48"/>
+    <w:lsdException w:name="List Table 4 Accent 5" w:uiPriority="49"/>
+    <w:lsdException w:name="List Table 5 Dark Accent 5" w:uiPriority="50"/>
+    <w:lsdException w:name="List Table 6 Colorful Accent 5" w:uiPriority="51"/>
+    <w:lsdException w:name="List Table 7 Colorful Accent 5" w:uiPriority="52"/>
+    <w:lsdException w:name="List Table 1 Light Accent 6" w:uiPriority="46"/>
+    <w:lsdException w:name="List Table 2 Accent 6" w:uiPriority="47"/>
+    <w:lsdException w:name="List Table 3 Accent 6" w:uiPriority="48"/>
+    <w:lsdException w:name="List Table 4 Accent 6" w:uiPriority="49"/>
+    <w:lsdException w:name="List Table 5 Dark Accent 6" w:uiPriority="50"/>
+    <w:lsdException w:name="List Table 6 Colorful Accent 6" w:uiPriority="51"/>
+    <w:lsdException w:name="List Table 7 Colorful Accent 6" w:uiPriority="52"/>
+    <w:lsdException w:name="Mention" w:semiHidden="1" w:unhideWhenUsed="1"/>
+    <w:lsdException w:name="Smart Hyperlink" w:semiHidden="1" w:unhideWhenUsed="1"/>
+    <w:lsdException w:name="Hashtag" w:semiHidden="1" w:unhideWhenUsed="1"/>
+    <w:lsdException w:name="Unresolved Mention" w:semiHidden="1" w:unhideWhenUsed="1"/>
+    <w:lsdException w:name="Smart Link" w:semiHidden="1" w:unhideWhenUsed="1"/>
+  </w:latentStyles>
+  <w:style w:type="paragraph" w:default="1" w:styleId="Normal">
+    <w:name w:val="Normal"/>
     <w:qFormat/>
-    <w:rPr>
-      <w:sz w:val="56"/>
-      <w:szCs w:val="56"/>
-    </w:rPr>
   </w:style>
   <w:style w:type="paragraph" w:styleId="Heading1">
-    <w:name w:val="Heading 1"/>
-    <w:basedOn w:val="Normal"/>
-    <w:next w:val="Normal"/>
+    <w:name w:val="heading 1"/>
+    <w:uiPriority w:val="9"/>
     <w:qFormat/>
+    <w:pPr>
+      <w:outlineLvl w:val="0"/>
+    </w:pPr>
     <w:rPr>
       <w:color w:val="2E74B5"/>
       <w:sz w:val="32"/>
@@ -957,10 +1569,14 @@
     </w:rPr>
   </w:style>
   <w:style w:type="paragraph" w:styleId="Heading2">
-    <w:name w:val="Heading 2"/>
-    <w:basedOn w:val="Normal"/>
-    <w:next w:val="Normal"/>
+    <w:name w:val="heading 2"/>
+    <w:uiPriority w:val="9"/>
+    <w:semiHidden/>
+    <w:unhideWhenUsed/>
     <w:qFormat/>
+    <w:pPr>
+      <w:outlineLvl w:val="1"/>
+    </w:pPr>
     <w:rPr>
       <w:color w:val="2E74B5"/>
       <w:sz w:val="26"/>
@@ -968,10 +1584,14 @@
     </w:rPr>
   </w:style>
   <w:style w:type="paragraph" w:styleId="Heading3">
-    <w:name w:val="Heading 3"/>
-    <w:basedOn w:val="Normal"/>
-    <w:next w:val="Normal"/>
+    <w:name w:val="heading 3"/>
+    <w:uiPriority w:val="9"/>
+    <w:semiHidden/>
+    <w:unhideWhenUsed/>
     <w:qFormat/>
+    <w:pPr>
+      <w:outlineLvl w:val="2"/>
+    </w:pPr>
     <w:rPr>
       <w:color w:val="1F4D78"/>
       <w:sz w:val="24"/>
@@ -979,10 +1599,14 @@
     </w:rPr>
   </w:style>
   <w:style w:type="paragraph" w:styleId="Heading4">
-    <w:name w:val="Heading 4"/>
-    <w:basedOn w:val="Normal"/>
-    <w:next w:val="Normal"/>
+    <w:name w:val="heading 4"/>
+    <w:uiPriority w:val="9"/>
+    <w:semiHidden/>
+    <w:unhideWhenUsed/>
     <w:qFormat/>
+    <w:pPr>
+      <w:outlineLvl w:val="3"/>
+    </w:pPr>
     <w:rPr>
       <w:i/>
       <w:iCs/>
@@ -990,27 +1614,69 @@
     </w:rPr>
   </w:style>
   <w:style w:type="paragraph" w:styleId="Heading5">
-    <w:name w:val="Heading 5"/>
-    <w:basedOn w:val="Normal"/>
-    <w:next w:val="Normal"/>
+    <w:name w:val="heading 5"/>
+    <w:uiPriority w:val="9"/>
+    <w:semiHidden/>
+    <w:unhideWhenUsed/>
     <w:qFormat/>
+    <w:pPr>
+      <w:outlineLvl w:val="4"/>
+    </w:pPr>
     <w:rPr>
       <w:color w:val="2E74B5"/>
     </w:rPr>
   </w:style>
   <w:style w:type="paragraph" w:styleId="Heading6">
-    <w:name w:val="Heading 6"/>
-    <w:basedOn w:val="Normal"/>
-    <w:next w:val="Normal"/>
+    <w:name w:val="heading 6"/>
+    <w:uiPriority w:val="9"/>
+    <w:semiHidden/>
+    <w:unhideWhenUsed/>
     <w:qFormat/>
+    <w:pPr>
+      <w:outlineLvl w:val="5"/>
+    </w:pPr>
     <w:rPr>
       <w:color w:val="1F4D78"/>
     </w:rPr>
   </w:style>
-  <w:style w:type="paragraph" w:styleId="Strong">
-    <w:name w:val="Strong"/>
-    <w:basedOn w:val="Normal"/>
-    <w:next w:val="Normal"/>
+  <w:style w:type="character" w:default="1" w:styleId="DefaultParagraphFont">
+    <w:name w:val="Default Paragraph Font"/>
+    <w:uiPriority w:val="1"/>
+    <w:semiHidden/>
+    <w:unhideWhenUsed/>
+  </w:style>
+  <w:style w:type="table" w:default="1" w:styleId="TableNormal">
+    <w:name w:val="Normal Table"/>
+    <w:uiPriority w:val="99"/>
+    <w:semiHidden/>
+    <w:unhideWhenUsed/>
+    <w:tblPr>
+      <w:tblInd w:w="0" w:type="dxa"/>
+      <w:tblCellMar>
+        <w:top w:w="0" w:type="dxa"/>
+        <w:left w:w="108" w:type="dxa"/>
+        <w:bottom w:w="0" w:type="dxa"/>
+        <w:right w:w="108" w:type="dxa"/>
+      </w:tblCellMar>
+    </w:tblPr>
+  </w:style>
+  <w:style w:type="numbering" w:default="1" w:styleId="NoList">
+    <w:name w:val="No List"/>
+    <w:uiPriority w:val="99"/>
+    <w:semiHidden/>
+    <w:unhideWhenUsed/>
+  </w:style>
+  <w:style w:type="paragraph" w:styleId="Title">
+    <w:name w:val="Title"/>
+    <w:uiPriority w:val="10"/>
+    <w:qFormat/>
+    <w:rPr>
+      <w:sz w:val="56"/>
+      <w:szCs w:val="56"/>
+    </w:rPr>
+  </w:style>
+  <w:style w:type="paragraph" w:customStyle="1" w:styleId="Strong1">
+    <w:name w:val="Strong1"/>
     <w:qFormat/>
     <w:rPr>
       <w:b/>
@@ -1019,12 +1685,10 @@
   </w:style>
   <w:style w:type="paragraph" w:styleId="ListParagraph">
     <w:name w:val="List Paragraph"/>
-    <w:basedOn w:val="Normal"/>
     <w:qFormat/>
   </w:style>
   <w:style w:type="character" w:styleId="Hyperlink">
     <w:name w:val="Hyperlink"/>
-    <w:basedOn w:val="DefaultParagraphFont"/>
     <w:uiPriority w:val="99"/>
     <w:unhideWhenUsed/>
     <w:rPr>
@@ -1034,7 +1698,6 @@
   </w:style>
   <w:style w:type="character" w:styleId="FootnoteReference">
     <w:name w:val="footnote reference"/>
-    <w:basedOn w:val="DefaultParagraphFont"/>
     <w:uiPriority w:val="99"/>
     <w:semiHidden/>
     <w:unhideWhenUsed/>
@@ -1044,22 +1707,13 @@
   </w:style>
   <w:style w:type="paragraph" w:styleId="FootnoteText">
     <w:name w:val="footnote text"/>
-    <w:basedOn w:val="Normal"/>
     <w:link w:val="FootnoteTextChar"/>
     <w:uiPriority w:val="99"/>
     <w:semiHidden/>
     <w:unhideWhenUsed/>
-    <w:pPr>
-      <w:spacing w:after="0" w:line="240" w:lineRule="auto"/>
-    </w:pPr>
-    <w:rPr>
-      <w:sz w:val="20"/>
-      <w:szCs w:val="20"/>
-    </w:rPr>
   </w:style>
-  <w:style w:type="character" w:styleId="FootnoteTextChar">
+  <w:style w:type="character" w:customStyle="1" w:styleId="FootnoteTextChar">
     <w:name w:val="Footnote Text Char"/>
-    <w:basedOn w:val="DefaultParagraphFont"/>
     <w:link w:val="FootnoteText"/>
     <w:uiPriority w:val="99"/>
     <w:semiHidden/>
@@ -1071,7 +1725,6 @@
   </w:style>
   <w:style w:type="character" w:styleId="EndnoteReference">
     <w:name w:val="endnote reference"/>
-    <w:basedOn w:val="DefaultParagraphFont"/>
     <w:uiPriority w:val="99"/>
     <w:semiHidden/>
     <w:unhideWhenUsed/>
@@ -1081,22 +1734,13 @@
   </w:style>
   <w:style w:type="paragraph" w:styleId="EndnoteText">
     <w:name w:val="endnote text"/>
-    <w:basedOn w:val="Normal"/>
     <w:link w:val="EndnoteTextChar"/>
     <w:uiPriority w:val="99"/>
     <w:semiHidden/>
     <w:unhideWhenUsed/>
-    <w:pPr>
-      <w:spacing w:after="0" w:line="240" w:lineRule="auto"/>
-    </w:pPr>
-    <w:rPr>
-      <w:sz w:val="20"/>
-      <w:szCs w:val="20"/>
-    </w:rPr>
   </w:style>
-  <w:style w:type="character" w:styleId="EndnoteTextChar">
+  <w:style w:type="character" w:customStyle="1" w:styleId="EndnoteTextChar">
     <w:name w:val="Endnote Text Char"/>
-    <w:basedOn w:val="DefaultParagraphFont"/>
     <w:link w:val="EndnoteText"/>
     <w:uiPriority w:val="99"/>
     <w:semiHidden/>
@@ -1107,4 +1751,319 @@
     </w:rPr>
   </w:style>
 </w:styles>
+</file>
+
+<file path=word/theme/theme1.xml><?xml version="1.0" encoding="utf-8"?>
+<a:theme xmlns:a="http://schemas.openxmlformats.org/drawingml/2006/main" name="Office Theme">
+  <a:themeElements>
+    <a:clrScheme name="Office">
+      <a:dk1>
+        <a:sysClr val="windowText" lastClr="000000"/>
+      </a:dk1>
+      <a:lt1>
+        <a:sysClr val="window" lastClr="FFFFFF"/>
+      </a:lt1>
+      <a:dk2>
+        <a:srgbClr val="0E2841"/>
+      </a:dk2>
+      <a:lt2>
+        <a:srgbClr val="E8E8E8"/>
+      </a:lt2>
+      <a:accent1>
+        <a:srgbClr val="156082"/>
+      </a:accent1>
+      <a:accent2>
+        <a:srgbClr val="E97132"/>
+      </a:accent2>
+      <a:accent3>
+        <a:srgbClr val="196B24"/>
+      </a:accent3>
+      <a:accent4>
+        <a:srgbClr val="0F9ED5"/>
+      </a:accent4>
+      <a:accent5>
+        <a:srgbClr val="A02B93"/>
+      </a:accent5>
+      <a:accent6>
+        <a:srgbClr val="4EA72E"/>
+      </a:accent6>
+      <a:hlink>
+        <a:srgbClr val="467886"/>
+      </a:hlink>
+      <a:folHlink>
+        <a:srgbClr val="96607D"/>
+      </a:folHlink>
+    </a:clrScheme>
+    <a:fontScheme name="Office">
+      <a:majorFont>
+        <a:latin typeface="Aptos Display" panose="02110004020202020204"/>
+        <a:ea typeface=""/>
+        <a:cs typeface=""/>
+        <a:font script="Jpan" typeface="游ゴシック Light"/>
+        <a:font script="Hang" typeface="맑은 고딕"/>
+        <a:font script="Hans" typeface="等线 Light"/>
+        <a:font script="Hant" typeface="新細明體"/>
+        <a:font script="Arab" typeface="Times New Roman"/>
+        <a:font script="Hebr" typeface="Times New Roman"/>
+        <a:font script="Thai" typeface="Angsana New"/>
+        <a:font script="Ethi" typeface="Nyala"/>
+        <a:font script="Beng" typeface="Vrinda"/>
+        <a:font script="Gujr" typeface="Shruti"/>
+        <a:font script="Khmr" typeface="MoolBoran"/>
+        <a:font script="Knda" typeface="Tunga"/>
+        <a:font script="Guru" typeface="Raavi"/>
+        <a:font script="Cans" typeface="Euphemia"/>
+        <a:font script="Cher" typeface="Plantagenet Cherokee"/>
+        <a:font script="Yiii" typeface="Microsoft Yi Baiti"/>
+        <a:font script="Tibt" typeface="Microsoft Himalaya"/>
+        <a:font script="Thaa" typeface="MV Boli"/>
+        <a:font script="Deva" typeface="Mangal"/>
+        <a:font script="Telu" typeface="Gautami"/>
+        <a:font script="Taml" typeface="Latha"/>
+        <a:font script="Syrc" typeface="Estrangelo Edessa"/>
+        <a:font script="Orya" typeface="Kalinga"/>
+        <a:font script="Mlym" typeface="Kartika"/>
+        <a:font script="Laoo" typeface="DokChampa"/>
+        <a:font script="Sinh" typeface="Iskoola Pota"/>
+        <a:font script="Mong" typeface="Mongolian Baiti"/>
+        <a:font script="Viet" typeface="Times New Roman"/>
+        <a:font script="Uigh" typeface="Microsoft Uighur"/>
+        <a:font script="Geor" typeface="Sylfaen"/>
+        <a:font script="Armn" typeface="Arial"/>
+        <a:font script="Bugi" typeface="Leelawadee UI"/>
+        <a:font script="Bopo" typeface="Microsoft JhengHei"/>
+        <a:font script="Java" typeface="Javanese Text"/>
+        <a:font script="Lisu" typeface="Segoe UI"/>
+        <a:font script="Mymr" typeface="Myanmar Text"/>
+        <a:font script="Nkoo" typeface="Ebrima"/>
+        <a:font script="Olck" typeface="Nirmala UI"/>
+        <a:font script="Osma" typeface="Ebrima"/>
+        <a:font script="Phag" typeface="Phagspa"/>
+        <a:font script="Syrn" typeface="Estrangelo Edessa"/>
+        <a:font script="Syrj" typeface="Estrangelo Edessa"/>
+        <a:font script="Syre" typeface="Estrangelo Edessa"/>
+        <a:font script="Sora" typeface="Nirmala UI"/>
+        <a:font script="Tale" typeface="Microsoft Tai Le"/>
+        <a:font script="Talu" typeface="Microsoft New Tai Lue"/>
+        <a:font script="Tfng" typeface="Ebrima"/>
+      </a:majorFont>
+      <a:minorFont>
+        <a:latin typeface="Aptos" panose="02110004020202020204"/>
+        <a:ea typeface=""/>
+        <a:cs typeface=""/>
+        <a:font script="Jpan" typeface="游明朝"/>
+        <a:font script="Hang" typeface="맑은 고딕"/>
+        <a:font script="Hans" typeface="等线"/>
+        <a:font script="Hant" typeface="新細明體"/>
+        <a:font script="Arab" typeface="Arial"/>
+        <a:font script="Hebr" typeface="Arial"/>
+        <a:font script="Thai" typeface="Cordia New"/>
+        <a:font script="Ethi" typeface="Nyala"/>
+        <a:font script="Beng" typeface="Vrinda"/>
+        <a:font script="Gujr" typeface="Shruti"/>
+        <a:font script="Khmr" typeface="DaunPenh"/>
+        <a:font script="Knda" typeface="Tunga"/>
+        <a:font script="Guru" typeface="Raavi"/>
+        <a:font script="Cans" typeface="Euphemia"/>
+        <a:font script="Cher" typeface="Plantagenet Cherokee"/>
+        <a:font script="Yiii" typeface="Microsoft Yi Baiti"/>
+        <a:font script="Tibt" typeface="Microsoft Himalaya"/>
+        <a:font script="Thaa" typeface="MV Boli"/>
+        <a:font script="Deva" typeface="Mangal"/>
+        <a:font script="Telu" typeface="Gautami"/>
+        <a:font script="Taml" typeface="Latha"/>
+        <a:font script="Syrc" typeface="Estrangelo Edessa"/>
+        <a:font script="Orya" typeface="Kalinga"/>
+        <a:font script="Mlym" typeface="Kartika"/>
+        <a:font script="Laoo" typeface="DokChampa"/>
+        <a:font script="Sinh" typeface="Iskoola Pota"/>
+        <a:font script="Mong" typeface="Mongolian Baiti"/>
+        <a:font script="Viet" typeface="Arial"/>
+        <a:font script="Uigh" typeface="Microsoft Uighur"/>
+        <a:font script="Geor" typeface="Sylfaen"/>
+        <a:font script="Armn" typeface="Arial"/>
+        <a:font script="Bugi" typeface="Leelawadee UI"/>
+        <a:font script="Bopo" typeface="Microsoft JhengHei"/>
+        <a:font script="Java" typeface="Javanese Text"/>
+        <a:font script="Lisu" typeface="Segoe UI"/>
+        <a:font script="Mymr" typeface="Myanmar Text"/>
+        <a:font script="Nkoo" typeface="Ebrima"/>
+        <a:font script="Olck" typeface="Nirmala UI"/>
+        <a:font script="Osma" typeface="Ebrima"/>
+        <a:font script="Phag" typeface="Phagspa"/>
+        <a:font script="Syrn" typeface="Estrangelo Edessa"/>
+        <a:font script="Syrj" typeface="Estrangelo Edessa"/>
+        <a:font script="Syre" typeface="Estrangelo Edessa"/>
+        <a:font script="Sora" typeface="Nirmala UI"/>
+        <a:font script="Tale" typeface="Microsoft Tai Le"/>
+        <a:font script="Talu" typeface="Microsoft New Tai Lue"/>
+        <a:font script="Tfng" typeface="Ebrima"/>
+      </a:minorFont>
+    </a:fontScheme>
+    <a:fmtScheme name="Office">
+      <a:fillStyleLst>
+        <a:solidFill>
+          <a:schemeClr val="phClr"/>
+        </a:solidFill>
+        <a:gradFill rotWithShape="1">
+          <a:gsLst>
+            <a:gs pos="0">
+              <a:schemeClr val="phClr">
+                <a:lumMod val="110000"/>
+                <a:satMod val="105000"/>
+                <a:tint val="67000"/>
+              </a:schemeClr>
+            </a:gs>
+            <a:gs pos="50000">
+              <a:schemeClr val="phClr">
+                <a:lumMod val="105000"/>
+                <a:satMod val="103000"/>
+                <a:tint val="73000"/>
+              </a:schemeClr>
+            </a:gs>
+            <a:gs pos="100000">
+              <a:schemeClr val="phClr">
+                <a:lumMod val="105000"/>
+                <a:satMod val="109000"/>
+                <a:tint val="81000"/>
+              </a:schemeClr>
+            </a:gs>
+          </a:gsLst>
+          <a:lin ang="5400000" scaled="0"/>
+        </a:gradFill>
+        <a:gradFill rotWithShape="1">
+          <a:gsLst>
+            <a:gs pos="0">
+              <a:schemeClr val="phClr">
+                <a:satMod val="103000"/>
+                <a:lumMod val="102000"/>
+                <a:tint val="94000"/>
+              </a:schemeClr>
+            </a:gs>
+            <a:gs pos="50000">
+              <a:schemeClr val="phClr">
+                <a:satMod val="110000"/>
+                <a:lumMod val="100000"/>
+                <a:shade val="100000"/>
+              </a:schemeClr>
+            </a:gs>
+            <a:gs pos="100000">
+              <a:schemeClr val="phClr">
+                <a:lumMod val="99000"/>
+                <a:satMod val="120000"/>
+                <a:shade val="78000"/>
+              </a:schemeClr>
+            </a:gs>
+          </a:gsLst>
+          <a:lin ang="5400000" scaled="0"/>
+        </a:gradFill>
+      </a:fillStyleLst>
+      <a:lnStyleLst>
+        <a:ln w="12700" cap="flat" cmpd="sng" algn="ctr">
+          <a:solidFill>
+            <a:schemeClr val="phClr"/>
+          </a:solidFill>
+          <a:prstDash val="solid"/>
+          <a:miter lim="800000"/>
+        </a:ln>
+        <a:ln w="19050" cap="flat" cmpd="sng" algn="ctr">
+          <a:solidFill>
+            <a:schemeClr val="phClr"/>
+          </a:solidFill>
+          <a:prstDash val="solid"/>
+          <a:miter lim="800000"/>
+        </a:ln>
+        <a:ln w="25400" cap="flat" cmpd="sng" algn="ctr">
+          <a:solidFill>
+            <a:schemeClr val="phClr"/>
+          </a:solidFill>
+          <a:prstDash val="solid"/>
+          <a:miter lim="800000"/>
+        </a:ln>
+      </a:lnStyleLst>
+      <a:effectStyleLst>
+        <a:effectStyle>
+          <a:effectLst/>
+        </a:effectStyle>
+        <a:effectStyle>
+          <a:effectLst/>
+        </a:effectStyle>
+        <a:effectStyle>
+          <a:effectLst>
+            <a:outerShdw blurRad="57150" dist="19050" dir="5400000" algn="ctr" rotWithShape="0">
+              <a:srgbClr val="000000">
+                <a:alpha val="63000"/>
+              </a:srgbClr>
+            </a:outerShdw>
+          </a:effectLst>
+        </a:effectStyle>
+      </a:effectStyleLst>
+      <a:bgFillStyleLst>
+        <a:solidFill>
+          <a:schemeClr val="phClr"/>
+        </a:solidFill>
+        <a:solidFill>
+          <a:schemeClr val="phClr">
+            <a:tint val="95000"/>
+            <a:satMod val="170000"/>
+          </a:schemeClr>
+        </a:solidFill>
+        <a:gradFill rotWithShape="1">
+          <a:gsLst>
+            <a:gs pos="0">
+              <a:schemeClr val="phClr">
+                <a:tint val="93000"/>
+                <a:satMod val="150000"/>
+                <a:shade val="98000"/>
+                <a:lumMod val="102000"/>
+              </a:schemeClr>
+            </a:gs>
+            <a:gs pos="50000">
+              <a:schemeClr val="phClr">
+                <a:tint val="98000"/>
+                <a:satMod val="130000"/>
+                <a:shade val="90000"/>
+                <a:lumMod val="103000"/>
+              </a:schemeClr>
+            </a:gs>
+            <a:gs pos="100000">
+              <a:schemeClr val="phClr">
+                <a:shade val="63000"/>
+                <a:satMod val="120000"/>
+              </a:schemeClr>
+            </a:gs>
+          </a:gsLst>
+          <a:lin ang="5400000" scaled="0"/>
+        </a:gradFill>
+      </a:bgFillStyleLst>
+    </a:fmtScheme>
+  </a:themeElements>
+  <a:objectDefaults>
+    <a:lnDef>
+      <a:spPr/>
+      <a:bodyPr/>
+      <a:lstStyle/>
+      <a:style>
+        <a:lnRef idx="2">
+          <a:schemeClr val="accent1"/>
+        </a:lnRef>
+        <a:fillRef idx="0">
+          <a:schemeClr val="accent1"/>
+        </a:fillRef>
+        <a:effectRef idx="1">
+          <a:schemeClr val="accent1"/>
+        </a:effectRef>
+        <a:fontRef idx="minor">
+          <a:schemeClr val="tx1"/>
+        </a:fontRef>
+      </a:style>
+    </a:lnDef>
+  </a:objectDefaults>
+  <a:extraClrSchemeLst/>
+  <a:extLst>
+    <a:ext uri="{05A4C25C-085E-4340-85A3-A5531E510DB2}">
+      <thm15:themeFamily xmlns:thm15="http://schemas.microsoft.com/office/thememl/2012/main" name="Office Theme" id="{2E142A2C-CD16-42D6-873A-C26D2A0506FA}" vid="{1BDDFF52-6CD6-40A5-AB3C-68EB2F1E4D0A}"/>
+    </a:ext>
+  </a:extLst>
+</a:theme>
 </file>